--- a/DOC/SN/WIN-SN-A5S-AOC-AOV Datasheet.docx
+++ b/DOC/SN/WIN-SN-A5S-AOC-AOV Datasheet.docx
@@ -1,6 +1,6 @@
 
 <file path=word/document.xml><?xml version="1.0" encoding="utf-8"?>
-<w:document xmlns:wpc="http://schemas.microsoft.com/office/word/2010/wordprocessingCanvas" xmlns:cx="http://schemas.microsoft.com/office/drawing/2014/chartex" xmlns:cx1="http://schemas.microsoft.com/office/drawing/2015/9/8/chartex" xmlns:cx2="http://schemas.microsoft.com/office/drawing/2015/10/21/chartex" xmlns:cx3="http://schemas.microsoft.com/office/drawing/2016/5/9/chartex" xmlns:cx4="http://schemas.microsoft.com/office/drawing/2016/5/10/chartex" xmlns:cx5="http://schemas.microsoft.com/office/drawing/2016/5/11/chartex" xmlns:cx6="http://schemas.microsoft.com/office/drawing/2016/5/12/chartex" xmlns:cx7="http://schemas.microsoft.com/office/drawing/2016/5/13/chartex" xmlns:cx8="http://schemas.microsoft.com/office/drawing/2016/5/14/chartex" xmlns:mc="http://schemas.openxmlformats.org/markup-compatibility/2006" xmlns:aink="http://schemas.microsoft.com/office/drawing/2016/ink" xmlns:am3d="http://schemas.microsoft.com/office/drawing/2017/model3d" xmlns:o="urn:schemas-microsoft-com:office:office" xmlns:oel="http://schemas.microsoft.com/office/2019/extlst" xmlns:r="http://schemas.openxmlformats.org/officeDocument/2006/relationships" xmlns:m="http://schemas.openxmlformats.org/officeDocument/2006/math" xmlns:v="urn:schemas-microsoft-com:vml" xmlns:wp14="http://schemas.microsoft.com/office/word/2010/wordprocessingDrawing" xmlns:wp="http://schemas.openxmlformats.org/drawingml/2006/wordprocessingDrawing" xmlns:w10="urn:schemas-microsoft-com:office:word" xmlns:w="http://schemas.openxmlformats.org/wordprocessingml/2006/main" xmlns:w14="http://schemas.microsoft.com/office/word/2010/wordml" xmlns:w15="http://schemas.microsoft.com/office/word/2012/wordml" xmlns:w16cei="http://schemas.microsoft.com/office/word/2026/wordml/cei" xmlns:w16cex="http://schemas.microsoft.com/office/word/2018/wordml/cex" xmlns:w16cid="http://schemas.microsoft.com/office/word/2016/wordml/cid" xmlns:w16="http://schemas.microsoft.com/office/word/2018/wordml" xmlns:w16du="http://schemas.microsoft.com/office/word/2023/wordml/word16du" xmlns:w16sdtdh="http://schemas.microsoft.com/office/word/2020/wordml/sdtdatahash" xmlns:w16sdtfl="http://schemas.microsoft.com/office/word/2024/wordml/sdtformatlock" xmlns:w16se="http://schemas.microsoft.com/office/word/2015/wordml/symex" xmlns:wpg="http://schemas.microsoft.com/office/word/2010/wordprocessingGroup" xmlns:wpi="http://schemas.microsoft.com/office/word/2010/wordprocessingInk" xmlns:wne="http://schemas.microsoft.com/office/word/2006/wordml" xmlns:wps="http://schemas.microsoft.com/office/word/2010/wordprocessingShape" mc:Ignorable="w14 w15 w16se w16cid w16 w16cex w16sdtdh w16sdtfl w16du wp14">
+<w:document xmlns:wpc="http://schemas.microsoft.com/office/word/2010/wordprocessingCanvas" xmlns:cx="http://schemas.microsoft.com/office/drawing/2014/chartex" xmlns:cx1="http://schemas.microsoft.com/office/drawing/2015/9/8/chartex" xmlns:cx2="http://schemas.microsoft.com/office/drawing/2015/10/21/chartex" xmlns:cx3="http://schemas.microsoft.com/office/drawing/2016/5/9/chartex" xmlns:cx4="http://schemas.microsoft.com/office/drawing/2016/5/10/chartex" xmlns:cx5="http://schemas.microsoft.com/office/drawing/2016/5/11/chartex" xmlns:cx6="http://schemas.microsoft.com/office/drawing/2016/5/12/chartex" xmlns:cx7="http://schemas.microsoft.com/office/drawing/2016/5/13/chartex" xmlns:cx8="http://schemas.microsoft.com/office/drawing/2016/5/14/chartex" xmlns:mc="http://schemas.openxmlformats.org/markup-compatibility/2006" xmlns:aink="http://schemas.microsoft.com/office/drawing/2016/ink" xmlns:am3d="http://schemas.microsoft.com/office/drawing/2017/model3d" xmlns:o="urn:schemas-microsoft-com:office:office" xmlns:oel="http://schemas.microsoft.com/office/2019/extlst" xmlns:r="http://schemas.openxmlformats.org/officeDocument/2006/relationships" xmlns:m="http://schemas.openxmlformats.org/officeDocument/2006/math" xmlns:v="urn:schemas-microsoft-com:vml" xmlns:wp14="http://schemas.microsoft.com/office/word/2010/wordprocessingDrawing" xmlns:wp="http://schemas.openxmlformats.org/drawingml/2006/wordprocessingDrawing" xmlns:w10="urn:schemas-microsoft-com:office:word" xmlns:w="http://schemas.openxmlformats.org/wordprocessingml/2006/main" xmlns:w14="http://schemas.microsoft.com/office/word/2010/wordml" xmlns:w15="http://schemas.microsoft.com/office/word/2012/wordml" xmlns:w16cex="http://schemas.microsoft.com/office/word/2018/wordml/cex" xmlns:w16cid="http://schemas.microsoft.com/office/word/2016/wordml/cid" xmlns:w16="http://schemas.microsoft.com/office/word/2018/wordml" xmlns:w16du="http://schemas.microsoft.com/office/word/2023/wordml/word16du" xmlns:w16sdtdh="http://schemas.microsoft.com/office/word/2020/wordml/sdtdatahash" xmlns:w16sdtfl="http://schemas.microsoft.com/office/word/2024/wordml/sdtformatlock" xmlns:w16se="http://schemas.microsoft.com/office/word/2015/wordml/symex" xmlns:wpg="http://schemas.microsoft.com/office/word/2010/wordprocessingGroup" xmlns:wpi="http://schemas.microsoft.com/office/word/2010/wordprocessingInk" xmlns:wne="http://schemas.microsoft.com/office/word/2006/wordml" xmlns:wps="http://schemas.microsoft.com/office/word/2010/wordprocessingShape" mc:Ignorable="w14 w15 w16se w16cid w16 w16cex w16sdtdh w16sdtfl w16du wp14">
   <w:body>
     <w:p>
       <w:pPr>
@@ -225,25 +225,7 @@
           <w:sz w:val="28"/>
           <w:szCs w:val="28"/>
         </w:rPr>
-        <w:t xml:space="preserve"> as </w:t>
-      </w:r>
-      <w:proofErr w:type="gramStart"/>
-      <w:r>
-        <w:rPr>
-          <w:rFonts w:asciiTheme="minorHAnsi" w:hAnsiTheme="minorHAnsi" w:cstheme="minorHAnsi"/>
-          <w:sz w:val="28"/>
-          <w:szCs w:val="28"/>
-        </w:rPr>
-        <w:t>detailed, and</w:t>
-      </w:r>
-      <w:proofErr w:type="gramEnd"/>
-      <w:r>
-        <w:rPr>
-          <w:rFonts w:asciiTheme="minorHAnsi" w:hAnsiTheme="minorHAnsi" w:cstheme="minorHAnsi"/>
-          <w:sz w:val="28"/>
-          <w:szCs w:val="28"/>
-        </w:rPr>
-        <w:t xml:space="preserve"> provides analog output options of </w:t>
+        <w:t xml:space="preserve"> as detailed, and provides analog output options of </w:t>
       </w:r>
       <w:r>
         <w:rPr>
@@ -365,7 +347,23 @@
           <w:rFonts w:asciiTheme="minorHAnsi" w:hAnsiTheme="minorHAnsi" w:cstheme="minorHAnsi"/>
           <w:sz w:val="28"/>
         </w:rPr>
-        <w:t>accurate Sensor (CH4/H2S/CO2/CO/NH3/PH3)</w:t>
+        <w:t>accurate Sensor (CH4/H2S/CO2/CO/NH3/PH3</w:t>
+      </w:r>
+      <w:r>
+        <w:rPr>
+          <w:rStyle w:val="Strong"/>
+          <w:rFonts w:asciiTheme="minorHAnsi" w:hAnsiTheme="minorHAnsi" w:cstheme="minorHAnsi"/>
+          <w:sz w:val="28"/>
+        </w:rPr>
+        <w:t>/C2H4</w:t>
+      </w:r>
+      <w:r>
+        <w:rPr>
+          <w:rStyle w:val="Strong"/>
+          <w:rFonts w:asciiTheme="minorHAnsi" w:hAnsiTheme="minorHAnsi" w:cstheme="minorHAnsi"/>
+          <w:sz w:val="28"/>
+        </w:rPr>
+        <w:t>)</w:t>
       </w:r>
       <w:r>
         <w:rPr>
@@ -534,8 +532,8 @@
           <w:rFonts w:asciiTheme="minorHAnsi" w:hAnsiTheme="minorHAnsi" w:cstheme="minorHAnsi"/>
           <w:b/>
           <w:color w:val="0070C0"/>
-          <w:sz w:val="36"/>
-          <w:szCs w:val="28"/>
+          <w:sz w:val="32"/>
+          <w:szCs w:val="24"/>
         </w:rPr>
       </w:pPr>
       <w:r>
@@ -543,8 +541,8 @@
           <w:rFonts w:asciiTheme="minorHAnsi" w:hAnsiTheme="minorHAnsi" w:cstheme="minorHAnsi"/>
           <w:b/>
           <w:color w:val="0070C0"/>
-          <w:sz w:val="36"/>
-          <w:szCs w:val="28"/>
+          <w:sz w:val="32"/>
+          <w:szCs w:val="24"/>
         </w:rPr>
         <w:lastRenderedPageBreak/>
         <w:t>Sensor Parameters</w:t>
@@ -829,11 +827,6 @@
               <w14:uncheckedState w14:val="2610" w14:font="MS Gothic"/>
             </w14:checkbox>
           </w:sdtPr>
-          <w:sdtEndPr>
-            <w:rPr>
-              <w:rStyle w:val="Strong"/>
-            </w:rPr>
-          </w:sdtEndPr>
           <w:sdtContent>
             <w:tc>
               <w:tcPr>
@@ -1041,7 +1034,7 @@
             </w:rPr>
             <w:id w:val="-2074888961"/>
             <w14:checkbox>
-              <w14:checked w14:val="1"/>
+              <w14:checked w14:val="0"/>
               <w14:checkedState w14:val="2612" w14:font="MS Gothic"/>
               <w14:uncheckedState w14:val="2610" w14:font="MS Gothic"/>
             </w14:checkbox>
@@ -1072,7 +1065,7 @@
                     <w:sz w:val="32"/>
                     <w:szCs w:val="32"/>
                   </w:rPr>
-                  <w:t>☒</w:t>
+                  <w:t>☐</w:t>
                 </w:r>
               </w:p>
             </w:tc>
@@ -1503,11 +1496,6 @@
               <w14:uncheckedState w14:val="2610" w14:font="MS Gothic"/>
             </w14:checkbox>
           </w:sdtPr>
-          <w:sdtEndPr>
-            <w:rPr>
-              <w:rStyle w:val="Strong"/>
-            </w:rPr>
-          </w:sdtEndPr>
           <w:sdtContent>
             <w:tc>
               <w:tcPr>
@@ -2149,6 +2137,267 @@
           </w:p>
         </w:tc>
       </w:tr>
+      <w:tr>
+        <w:trPr>
+          <w:cnfStyle w:val="000000100000" w:firstRow="0" w:lastRow="0" w:firstColumn="0" w:lastColumn="0" w:oddVBand="0" w:evenVBand="0" w:oddHBand="1" w:evenHBand="0" w:firstRowFirstColumn="0" w:firstRowLastColumn="0" w:lastRowFirstColumn="0" w:lastRowLastColumn="0"/>
+          <w:trHeight w:val="665"/>
+        </w:trPr>
+        <w:sdt>
+          <w:sdtPr>
+            <w:rPr>
+              <w:rStyle w:val="Strong"/>
+              <w:rFonts w:asciiTheme="minorHAnsi" w:hAnsiTheme="minorHAnsi" w:cstheme="minorHAnsi"/>
+              <w:color w:val="auto"/>
+              <w:sz w:val="32"/>
+              <w:szCs w:val="32"/>
+            </w:rPr>
+            <w:id w:val="-1171944017"/>
+            <w14:checkbox>
+              <w14:checked w14:val="0"/>
+              <w14:checkedState w14:val="2612" w14:font="MS Gothic"/>
+              <w14:uncheckedState w14:val="2610" w14:font="MS Gothic"/>
+            </w14:checkbox>
+          </w:sdtPr>
+          <w:sdtContent>
+            <w:tc>
+              <w:tcPr>
+                <w:cnfStyle w:val="001000000000" w:firstRow="0" w:lastRow="0" w:firstColumn="1" w:lastColumn="0" w:oddVBand="0" w:evenVBand="0" w:oddHBand="0" w:evenHBand="0" w:firstRowFirstColumn="0" w:firstRowLastColumn="0" w:lastRowFirstColumn="0" w:lastRowLastColumn="0"/>
+                <w:tcW w:w="567" w:type="dxa"/>
+                <w:vAlign w:val="center"/>
+              </w:tcPr>
+              <w:p>
+                <w:pPr>
+                  <w:jc w:val="center"/>
+                  <w:rPr>
+                    <w:rStyle w:val="Strong"/>
+                    <w:rFonts w:asciiTheme="minorHAnsi" w:hAnsiTheme="minorHAnsi" w:cstheme="minorHAnsi"/>
+                    <w:color w:val="auto"/>
+                    <w:sz w:val="32"/>
+                    <w:szCs w:val="32"/>
+                  </w:rPr>
+                </w:pPr>
+                <w:r>
+                  <w:rPr>
+                    <w:rStyle w:val="Strong"/>
+                    <w:rFonts w:ascii="MS Gothic" w:eastAsia="MS Gothic" w:hAnsi="MS Gothic" w:cstheme="minorHAnsi" w:hint="eastAsia"/>
+                    <w:color w:val="auto"/>
+                    <w:sz w:val="32"/>
+                    <w:szCs w:val="32"/>
+                  </w:rPr>
+                  <w:t>☐</w:t>
+                </w:r>
+              </w:p>
+            </w:tc>
+          </w:sdtContent>
+        </w:sdt>
+        <w:tc>
+          <w:tcPr>
+            <w:tcW w:w="567" w:type="dxa"/>
+            <w:vAlign w:val="center"/>
+          </w:tcPr>
+          <w:p>
+            <w:pPr>
+              <w:jc w:val="center"/>
+              <w:cnfStyle w:val="000000100000" w:firstRow="0" w:lastRow="0" w:firstColumn="0" w:lastColumn="0" w:oddVBand="0" w:evenVBand="0" w:oddHBand="1" w:evenHBand="0" w:firstRowFirstColumn="0" w:firstRowLastColumn="0" w:lastRowFirstColumn="0" w:lastRowLastColumn="0"/>
+              <w:rPr>
+                <w:rStyle w:val="Strong"/>
+                <w:rFonts w:asciiTheme="minorHAnsi" w:hAnsiTheme="minorHAnsi" w:cstheme="minorHAnsi"/>
+                <w:color w:val="auto"/>
+                <w:sz w:val="28"/>
+              </w:rPr>
+            </w:pPr>
+            <w:r>
+              <w:rPr>
+                <w:rStyle w:val="Strong"/>
+                <w:rFonts w:asciiTheme="minorHAnsi" w:hAnsiTheme="minorHAnsi" w:cstheme="minorHAnsi"/>
+                <w:color w:val="auto"/>
+                <w:sz w:val="28"/>
+              </w:rPr>
+              <w:t>g</w:t>
+            </w:r>
+          </w:p>
+        </w:tc>
+        <w:tc>
+          <w:tcPr>
+            <w:tcW w:w="1555" w:type="dxa"/>
+            <w:vAlign w:val="center"/>
+          </w:tcPr>
+          <w:p>
+            <w:pPr>
+              <w:jc w:val="center"/>
+              <w:cnfStyle w:val="000000100000" w:firstRow="0" w:lastRow="0" w:firstColumn="0" w:lastColumn="0" w:oddVBand="0" w:evenVBand="0" w:oddHBand="1" w:evenHBand="0" w:firstRowFirstColumn="0" w:firstRowLastColumn="0" w:lastRowFirstColumn="0" w:lastRowLastColumn="0"/>
+              <w:rPr>
+                <w:rStyle w:val="Strong"/>
+                <w:rFonts w:asciiTheme="minorHAnsi" w:hAnsiTheme="minorHAnsi" w:cstheme="minorHAnsi"/>
+                <w:color w:val="auto"/>
+                <w:sz w:val="28"/>
+              </w:rPr>
+            </w:pPr>
+            <w:r>
+              <w:rPr>
+                <w:rStyle w:val="Strong"/>
+                <w:rFonts w:asciiTheme="minorHAnsi" w:hAnsiTheme="minorHAnsi" w:cstheme="minorHAnsi"/>
+                <w:color w:val="auto"/>
+                <w:sz w:val="28"/>
+              </w:rPr>
+              <w:t>A-5S-</w:t>
+            </w:r>
+            <w:r>
+              <w:rPr>
+                <w:rStyle w:val="Strong"/>
+                <w:rFonts w:asciiTheme="minorHAnsi" w:hAnsiTheme="minorHAnsi" w:cstheme="minorHAnsi"/>
+                <w:color w:val="auto"/>
+                <w:sz w:val="28"/>
+              </w:rPr>
+              <w:t>C2H4</w:t>
+            </w:r>
+          </w:p>
+        </w:tc>
+        <w:tc>
+          <w:tcPr>
+            <w:tcW w:w="1559" w:type="dxa"/>
+            <w:vAlign w:val="center"/>
+          </w:tcPr>
+          <w:p>
+            <w:pPr>
+              <w:jc w:val="center"/>
+              <w:cnfStyle w:val="000000100000" w:firstRow="0" w:lastRow="0" w:firstColumn="0" w:lastColumn="0" w:oddVBand="0" w:evenVBand="0" w:oddHBand="1" w:evenHBand="0" w:firstRowFirstColumn="0" w:firstRowLastColumn="0" w:lastRowFirstColumn="0" w:lastRowLastColumn="0"/>
+              <w:rPr>
+                <w:rFonts w:asciiTheme="minorHAnsi" w:hAnsiTheme="minorHAnsi" w:cstheme="minorHAnsi"/>
+                <w:color w:val="auto"/>
+                <w:sz w:val="28"/>
+              </w:rPr>
+            </w:pPr>
+            <w:r>
+              <w:rPr>
+                <w:rFonts w:asciiTheme="minorHAnsi" w:hAnsiTheme="minorHAnsi" w:cstheme="minorHAnsi"/>
+                <w:color w:val="auto"/>
+                <w:sz w:val="28"/>
+              </w:rPr>
+              <w:t>C2</w:t>
+            </w:r>
+            <w:r>
+              <w:rPr>
+                <w:rFonts w:asciiTheme="minorHAnsi" w:hAnsiTheme="minorHAnsi" w:cstheme="minorHAnsi"/>
+                <w:color w:val="auto"/>
+                <w:sz w:val="28"/>
+              </w:rPr>
+              <w:t>H</w:t>
+            </w:r>
+            <w:r>
+              <w:rPr>
+                <w:rFonts w:asciiTheme="minorHAnsi" w:hAnsiTheme="minorHAnsi" w:cstheme="minorHAnsi"/>
+                <w:color w:val="auto"/>
+                <w:sz w:val="28"/>
+              </w:rPr>
+              <w:t>4</w:t>
+            </w:r>
+          </w:p>
+        </w:tc>
+        <w:tc>
+          <w:tcPr>
+            <w:tcW w:w="2407" w:type="dxa"/>
+            <w:vAlign w:val="center"/>
+          </w:tcPr>
+          <w:p>
+            <w:pPr>
+              <w:jc w:val="center"/>
+              <w:cnfStyle w:val="000000100000" w:firstRow="0" w:lastRow="0" w:firstColumn="0" w:lastColumn="0" w:oddVBand="0" w:evenVBand="0" w:oddHBand="1" w:evenHBand="0" w:firstRowFirstColumn="0" w:firstRowLastColumn="0" w:lastRowFirstColumn="0" w:lastRowLastColumn="0"/>
+              <w:rPr>
+                <w:rStyle w:val="Strong"/>
+                <w:rFonts w:asciiTheme="minorHAnsi" w:hAnsiTheme="minorHAnsi" w:cstheme="minorHAnsi"/>
+                <w:b w:val="0"/>
+                <w:color w:val="auto"/>
+                <w:sz w:val="28"/>
+              </w:rPr>
+            </w:pPr>
+            <w:r>
+              <w:rPr>
+                <w:rStyle w:val="Strong"/>
+                <w:rFonts w:asciiTheme="minorHAnsi" w:hAnsiTheme="minorHAnsi" w:cstheme="minorHAnsi"/>
+                <w:b w:val="0"/>
+                <w:color w:val="auto"/>
+                <w:sz w:val="28"/>
+              </w:rPr>
+              <w:t>0-</w:t>
+            </w:r>
+            <w:r>
+              <w:rPr>
+                <w:rStyle w:val="Strong"/>
+                <w:rFonts w:asciiTheme="minorHAnsi" w:hAnsiTheme="minorHAnsi" w:cstheme="minorHAnsi"/>
+                <w:b w:val="0"/>
+                <w:color w:val="auto"/>
+                <w:sz w:val="28"/>
+              </w:rPr>
+              <w:t>20</w:t>
+            </w:r>
+            <w:r>
+              <w:rPr>
+                <w:rStyle w:val="Strong"/>
+                <w:rFonts w:asciiTheme="minorHAnsi" w:hAnsiTheme="minorHAnsi" w:cstheme="minorHAnsi"/>
+                <w:b w:val="0"/>
+                <w:color w:val="auto"/>
+                <w:sz w:val="28"/>
+              </w:rPr>
+              <w:t xml:space="preserve"> ppm</w:t>
+            </w:r>
+          </w:p>
+        </w:tc>
+        <w:tc>
+          <w:tcPr>
+            <w:tcW w:w="1420" w:type="dxa"/>
+            <w:vAlign w:val="center"/>
+          </w:tcPr>
+          <w:p>
+            <w:pPr>
+              <w:jc w:val="center"/>
+              <w:cnfStyle w:val="000000100000" w:firstRow="0" w:lastRow="0" w:firstColumn="0" w:lastColumn="0" w:oddVBand="0" w:evenVBand="0" w:oddHBand="1" w:evenHBand="0" w:firstRowFirstColumn="0" w:firstRowLastColumn="0" w:lastRowFirstColumn="0" w:lastRowLastColumn="0"/>
+              <w:rPr>
+                <w:rFonts w:asciiTheme="minorHAnsi" w:hAnsiTheme="minorHAnsi" w:cstheme="minorHAnsi"/>
+                <w:color w:val="auto"/>
+                <w:sz w:val="28"/>
+              </w:rPr>
+            </w:pPr>
+            <w:r>
+              <w:rPr>
+                <w:rFonts w:asciiTheme="minorHAnsi" w:hAnsiTheme="minorHAnsi" w:cstheme="minorHAnsi"/>
+                <w:color w:val="auto"/>
+                <w:sz w:val="28"/>
+              </w:rPr>
+              <w:t>AOC/AOV</w:t>
+            </w:r>
+          </w:p>
+        </w:tc>
+        <w:tc>
+          <w:tcPr>
+            <w:tcW w:w="1985" w:type="dxa"/>
+            <w:vAlign w:val="center"/>
+          </w:tcPr>
+          <w:p>
+            <w:pPr>
+              <w:jc w:val="center"/>
+              <w:cnfStyle w:val="000000100000" w:firstRow="0" w:lastRow="0" w:firstColumn="0" w:lastColumn="0" w:oddVBand="0" w:evenVBand="0" w:oddHBand="1" w:evenHBand="0" w:firstRowFirstColumn="0" w:firstRowLastColumn="0" w:lastRowFirstColumn="0" w:lastRowLastColumn="0"/>
+              <w:rPr>
+                <w:rStyle w:val="Strong"/>
+                <w:rFonts w:asciiTheme="minorHAnsi" w:hAnsiTheme="minorHAnsi" w:cstheme="minorHAnsi"/>
+                <w:b w:val="0"/>
+                <w:color w:val="auto"/>
+                <w:sz w:val="28"/>
+              </w:rPr>
+            </w:pPr>
+            <w:r>
+              <w:rPr>
+                <w:rStyle w:val="Strong"/>
+                <w:rFonts w:asciiTheme="minorHAnsi" w:hAnsiTheme="minorHAnsi" w:cstheme="minorHAnsi"/>
+                <w:b w:val="0"/>
+                <w:color w:val="auto"/>
+                <w:sz w:val="28"/>
+              </w:rPr>
+              <w:t>-20°C to +50°C</w:t>
+            </w:r>
+          </w:p>
+        </w:tc>
+      </w:tr>
     </w:tbl>
     <w:p>
       <w:pPr>
@@ -2259,7 +2508,6 @@
               <w14:uncheckedState w14:val="2610" w14:font="MS Gothic"/>
             </w14:checkbox>
           </w:sdtPr>
-          <w:sdtEndPr/>
           <w:sdtContent>
             <w:tc>
               <w:tcPr>
@@ -2338,7 +2586,6 @@
               <w14:uncheckedState w14:val="2610" w14:font="MS Gothic"/>
             </w14:checkbox>
           </w:sdtPr>
-          <w:sdtEndPr/>
           <w:sdtContent>
             <w:tc>
               <w:tcPr>
@@ -2776,6 +3023,7 @@
           <w:sz w:val="28"/>
           <w:szCs w:val="28"/>
         </w:rPr>
+        <w:lastRenderedPageBreak/>
         <w:t>Technology: Non-Dispersive Infrared (NDIR)</w:t>
       </w:r>
     </w:p>
@@ -2805,6 +3053,18 @@
     <w:p>
       <w:pPr>
         <w:pStyle w:val="ListParagraph"/>
+        <w:spacing w:line="276" w:lineRule="auto"/>
+        <w:ind w:left="1080"/>
+        <w:rPr>
+          <w:rFonts w:asciiTheme="minorHAnsi" w:hAnsiTheme="minorHAnsi" w:cstheme="minorHAnsi"/>
+          <w:sz w:val="28"/>
+          <w:szCs w:val="28"/>
+        </w:rPr>
+      </w:pPr>
+    </w:p>
+    <w:p>
+      <w:pPr>
+        <w:pStyle w:val="ListParagraph"/>
         <w:numPr>
           <w:ilvl w:val="0"/>
           <w:numId w:val="32"/>
@@ -2826,7 +3086,6 @@
           <w:color w:val="0070C0"/>
           <w:sz w:val="28"/>
         </w:rPr>
-        <w:lastRenderedPageBreak/>
         <w:t>NH3 Sensor</w:t>
       </w:r>
     </w:p>
@@ -3566,10 +3825,254 @@
     </w:p>
     <w:p>
       <w:pPr>
+        <w:pStyle w:val="ListParagraph"/>
         <w:spacing w:line="276" w:lineRule="auto"/>
+        <w:ind w:left="1080"/>
+        <w:rPr>
+          <w:rFonts w:asciiTheme="minorHAnsi" w:hAnsiTheme="minorHAnsi" w:cstheme="minorHAnsi"/>
+          <w:sz w:val="28"/>
+          <w:szCs w:val="28"/>
+        </w:rPr>
+      </w:pPr>
+    </w:p>
+    <w:p>
+      <w:pPr>
+        <w:pStyle w:val="ListParagraph"/>
+        <w:numPr>
+          <w:ilvl w:val="0"/>
+          <w:numId w:val="32"/>
+        </w:numPr>
+        <w:spacing w:before="280" w:after="280" w:line="240" w:lineRule="auto"/>
         <w:rPr>
           <w:rFonts w:asciiTheme="minorHAnsi" w:hAnsiTheme="minorHAnsi" w:cstheme="minorHAnsi"/>
           <w:b/>
+          <w:color w:val="0070C0"/>
+          <w:sz w:val="36"/>
+          <w:szCs w:val="28"/>
+          <w:u w:val="single"/>
+        </w:rPr>
+      </w:pPr>
+      <w:r>
+        <w:rPr>
+          <w:rFonts w:asciiTheme="minorHAnsi" w:hAnsiTheme="minorHAnsi" w:cstheme="minorHAnsi"/>
+          <w:b/>
+          <w:color w:val="0070C0"/>
+          <w:sz w:val="28"/>
+        </w:rPr>
+        <w:lastRenderedPageBreak/>
+        <w:t>C2H4</w:t>
+      </w:r>
+      <w:r>
+        <w:rPr>
+          <w:rFonts w:asciiTheme="minorHAnsi" w:hAnsiTheme="minorHAnsi" w:cstheme="minorHAnsi"/>
+          <w:b/>
+          <w:color w:val="0070C0"/>
+          <w:sz w:val="28"/>
+        </w:rPr>
+        <w:t xml:space="preserve"> Sensor</w:t>
+      </w:r>
+    </w:p>
+    <w:p>
+      <w:pPr>
+        <w:pStyle w:val="ListParagraph"/>
+        <w:numPr>
+          <w:ilvl w:val="0"/>
+          <w:numId w:val="17"/>
+        </w:numPr>
+        <w:spacing w:line="276" w:lineRule="auto"/>
+        <w:rPr>
+          <w:rFonts w:asciiTheme="minorHAnsi" w:hAnsiTheme="minorHAnsi" w:cstheme="minorHAnsi"/>
+          <w:sz w:val="28"/>
+          <w:szCs w:val="28"/>
+        </w:rPr>
+      </w:pPr>
+      <w:r>
+        <w:rPr>
+          <w:rFonts w:asciiTheme="minorHAnsi" w:hAnsiTheme="minorHAnsi" w:cstheme="minorHAnsi"/>
+          <w:sz w:val="28"/>
+          <w:szCs w:val="28"/>
+        </w:rPr>
+        <w:t xml:space="preserve">Target Gas: </w:t>
+      </w:r>
+      <w:r>
+        <w:rPr>
+          <w:rFonts w:asciiTheme="minorHAnsi" w:hAnsiTheme="minorHAnsi" w:cstheme="minorHAnsi"/>
+          <w:sz w:val="28"/>
+          <w:szCs w:val="28"/>
+        </w:rPr>
+        <w:t>Ethylene (C2H4)</w:t>
+      </w:r>
+    </w:p>
+    <w:p>
+      <w:pPr>
+        <w:pStyle w:val="ListParagraph"/>
+        <w:numPr>
+          <w:ilvl w:val="0"/>
+          <w:numId w:val="17"/>
+        </w:numPr>
+        <w:spacing w:line="276" w:lineRule="auto"/>
+        <w:rPr>
+          <w:rFonts w:asciiTheme="minorHAnsi" w:hAnsiTheme="minorHAnsi" w:cstheme="minorHAnsi"/>
+          <w:sz w:val="28"/>
+          <w:szCs w:val="28"/>
+        </w:rPr>
+      </w:pPr>
+      <w:r>
+        <w:rPr>
+          <w:rFonts w:asciiTheme="minorHAnsi" w:hAnsiTheme="minorHAnsi" w:cstheme="minorHAnsi"/>
+          <w:sz w:val="28"/>
+          <w:szCs w:val="28"/>
+        </w:rPr>
+        <w:t xml:space="preserve">Detection Range: 0 to </w:t>
+      </w:r>
+      <w:r>
+        <w:rPr>
+          <w:rFonts w:asciiTheme="minorHAnsi" w:hAnsiTheme="minorHAnsi" w:cstheme="minorHAnsi"/>
+          <w:sz w:val="28"/>
+          <w:szCs w:val="28"/>
+        </w:rPr>
+        <w:t>20</w:t>
+      </w:r>
+      <w:r>
+        <w:rPr>
+          <w:rFonts w:asciiTheme="minorHAnsi" w:hAnsiTheme="minorHAnsi" w:cstheme="minorHAnsi"/>
+          <w:sz w:val="28"/>
+          <w:szCs w:val="28"/>
+        </w:rPr>
+        <w:t xml:space="preserve"> ppm</w:t>
+      </w:r>
+    </w:p>
+    <w:p>
+      <w:pPr>
+        <w:pStyle w:val="ListParagraph"/>
+        <w:numPr>
+          <w:ilvl w:val="0"/>
+          <w:numId w:val="17"/>
+        </w:numPr>
+        <w:spacing w:line="276" w:lineRule="auto"/>
+        <w:rPr>
+          <w:rFonts w:asciiTheme="minorHAnsi" w:hAnsiTheme="minorHAnsi" w:cstheme="minorHAnsi"/>
+          <w:sz w:val="28"/>
+          <w:szCs w:val="28"/>
+        </w:rPr>
+      </w:pPr>
+      <w:r>
+        <w:rPr>
+          <w:rFonts w:asciiTheme="minorHAnsi" w:hAnsiTheme="minorHAnsi" w:cstheme="minorHAnsi"/>
+          <w:sz w:val="28"/>
+          <w:szCs w:val="28"/>
+        </w:rPr>
+        <w:t xml:space="preserve">Accuracy: </w:t>
+      </w:r>
+      <w:r>
+        <w:rPr>
+          <w:rFonts w:asciiTheme="minorHAnsi" w:hAnsiTheme="minorHAnsi" w:cstheme="minorHAnsi"/>
+          <w:sz w:val="28"/>
+          <w:szCs w:val="28"/>
+        </w:rPr>
+        <w:t>Resolution of 0.5 ppm (Zero drift 0~1 ppm)</w:t>
+      </w:r>
+    </w:p>
+    <w:p>
+      <w:pPr>
+        <w:pStyle w:val="ListParagraph"/>
+        <w:numPr>
+          <w:ilvl w:val="0"/>
+          <w:numId w:val="17"/>
+        </w:numPr>
+        <w:spacing w:line="276" w:lineRule="auto"/>
+        <w:rPr>
+          <w:rFonts w:asciiTheme="minorHAnsi" w:hAnsiTheme="minorHAnsi" w:cstheme="minorHAnsi"/>
+          <w:sz w:val="28"/>
+          <w:szCs w:val="28"/>
+        </w:rPr>
+      </w:pPr>
+      <w:r>
+        <w:rPr>
+          <w:rFonts w:asciiTheme="minorHAnsi" w:hAnsiTheme="minorHAnsi" w:cstheme="minorHAnsi"/>
+          <w:sz w:val="28"/>
+          <w:szCs w:val="28"/>
+        </w:rPr>
+        <w:t xml:space="preserve">Detection Accuracy: </w:t>
+      </w:r>
+      <w:r>
+        <w:rPr>
+          <w:rFonts w:asciiTheme="minorHAnsi" w:hAnsiTheme="minorHAnsi" w:cstheme="minorHAnsi"/>
+          <w:sz w:val="28"/>
+          <w:szCs w:val="28"/>
+        </w:rPr>
+        <w:t>Repeatability &lt; ±2% output signal</w:t>
+      </w:r>
+    </w:p>
+    <w:p>
+      <w:pPr>
+        <w:pStyle w:val="ListParagraph"/>
+        <w:numPr>
+          <w:ilvl w:val="0"/>
+          <w:numId w:val="17"/>
+        </w:numPr>
+        <w:spacing w:line="276" w:lineRule="auto"/>
+        <w:rPr>
+          <w:rFonts w:asciiTheme="minorHAnsi" w:hAnsiTheme="minorHAnsi" w:cstheme="minorHAnsi"/>
+          <w:sz w:val="28"/>
+          <w:szCs w:val="28"/>
+        </w:rPr>
+      </w:pPr>
+      <w:r>
+        <w:rPr>
+          <w:rFonts w:asciiTheme="minorHAnsi" w:hAnsiTheme="minorHAnsi" w:cstheme="minorHAnsi"/>
+          <w:sz w:val="28"/>
+          <w:szCs w:val="28"/>
+        </w:rPr>
+        <w:t xml:space="preserve">Technology: </w:t>
+      </w:r>
+      <w:r>
+        <w:rPr>
+          <w:rFonts w:asciiTheme="minorHAnsi" w:hAnsiTheme="minorHAnsi" w:cstheme="minorHAnsi"/>
+          <w:sz w:val="28"/>
+          <w:szCs w:val="28"/>
+        </w:rPr>
+        <w:t>3 Electrodes Electrochemical</w:t>
+      </w:r>
+    </w:p>
+    <w:p>
+      <w:pPr>
+        <w:pStyle w:val="ListParagraph"/>
+        <w:numPr>
+          <w:ilvl w:val="0"/>
+          <w:numId w:val="17"/>
+        </w:numPr>
+        <w:spacing w:line="276" w:lineRule="auto"/>
+        <w:rPr>
+          <w:rFonts w:asciiTheme="minorHAnsi" w:hAnsiTheme="minorHAnsi" w:cstheme="minorHAnsi"/>
+          <w:sz w:val="28"/>
+          <w:szCs w:val="28"/>
+        </w:rPr>
+      </w:pPr>
+      <w:r>
+        <w:rPr>
+          <w:rFonts w:asciiTheme="minorHAnsi" w:hAnsiTheme="minorHAnsi" w:cstheme="minorHAnsi"/>
+          <w:sz w:val="28"/>
+          <w:szCs w:val="28"/>
+        </w:rPr>
+        <w:t xml:space="preserve">Response Time: </w:t>
+      </w:r>
+      <w:r>
+        <w:rPr>
+          <w:rFonts w:asciiTheme="minorHAnsi" w:hAnsiTheme="minorHAnsi" w:cstheme="minorHAnsi"/>
+          <w:sz w:val="28"/>
+          <w:szCs w:val="28"/>
+        </w:rPr>
+        <w:t>Less than 90 seconds</w:t>
+      </w:r>
+    </w:p>
+    <w:p>
+      <w:pPr>
+        <w:pStyle w:val="ListParagraph"/>
+        <w:spacing w:line="276" w:lineRule="auto"/>
+        <w:ind w:left="1080"/>
+        <w:rPr>
+          <w:rFonts w:asciiTheme="minorHAnsi" w:hAnsiTheme="minorHAnsi" w:cstheme="minorHAnsi"/>
           <w:sz w:val="28"/>
           <w:szCs w:val="28"/>
         </w:rPr>
@@ -3646,7 +4149,6 @@
           <w:sz w:val="28"/>
           <w:szCs w:val="28"/>
         </w:rPr>
-        <w:lastRenderedPageBreak/>
         <w:t xml:space="preserve">2. </w:t>
       </w:r>
       <w:r>
@@ -4163,25 +4665,7 @@
           <w:sz w:val="28"/>
           <w:szCs w:val="28"/>
         </w:rPr>
-        <w:t>Use 12-24</w:t>
-      </w:r>
-      <w:proofErr w:type="gramStart"/>
-      <w:r>
-        <w:rPr>
-          <w:rFonts w:cstheme="minorHAnsi"/>
-          <w:sz w:val="28"/>
-          <w:szCs w:val="28"/>
-        </w:rPr>
-        <w:t>V@</w:t>
-      </w:r>
-      <w:proofErr w:type="gramEnd"/>
-      <w:r>
-        <w:rPr>
-          <w:rFonts w:cstheme="minorHAnsi"/>
-          <w:sz w:val="28"/>
-          <w:szCs w:val="28"/>
-        </w:rPr>
-        <w:t xml:space="preserve"> 1A, Power supply.</w:t>
+        <w:t>Use 12-24V@ 1A, Power supply.</w:t>
       </w:r>
     </w:p>
     <w:p>
@@ -4673,23 +5157,6 @@
         <w:contextualSpacing/>
         <w:jc w:val="both"/>
         <w:rPr>
-          <w:rFonts w:asciiTheme="minorHAnsi" w:hAnsiTheme="minorHAnsi" w:cstheme="minorHAnsi"/>
-          <w:sz w:val="28"/>
-        </w:rPr>
-      </w:pPr>
-      <w:r>
-        <w:rPr>
-          <w:rFonts w:asciiTheme="minorHAnsi" w:eastAsia="Times New Roman" w:hAnsiTheme="minorHAnsi" w:cstheme="minorHAnsi"/>
-          <w:b/>
-          <w:bCs/>
-          <w:color w:val="000000" w:themeColor="text1"/>
-          <w:sz w:val="28"/>
-          <w:szCs w:val="28"/>
-        </w:rPr>
-        <w:t xml:space="preserve">   </w:t>
-      </w:r>
-      <w:r>
-        <w:rPr>
           <w:rFonts w:asciiTheme="minorHAnsi" w:eastAsia="Times New Roman" w:hAnsiTheme="minorHAnsi" w:cstheme="minorHAnsi"/>
           <w:b/>
           <w:bCs/>
@@ -4697,8 +5164,64 @@
           <w:sz w:val="32"/>
           <w:szCs w:val="32"/>
         </w:rPr>
+      </w:pPr>
+      <w:r>
+        <w:rPr>
+          <w:rFonts w:asciiTheme="minorHAnsi" w:eastAsia="Times New Roman" w:hAnsiTheme="minorHAnsi" w:cstheme="minorHAnsi"/>
+          <w:b/>
+          <w:bCs/>
+          <w:color w:val="000000" w:themeColor="text1"/>
+          <w:sz w:val="28"/>
+          <w:szCs w:val="28"/>
+        </w:rPr>
         <w:t xml:space="preserve">   </w:t>
       </w:r>
+      <w:r>
+        <w:rPr>
+          <w:rFonts w:asciiTheme="minorHAnsi" w:eastAsia="Times New Roman" w:hAnsiTheme="minorHAnsi" w:cstheme="minorHAnsi"/>
+          <w:b/>
+          <w:bCs/>
+          <w:color w:val="0070C0"/>
+          <w:sz w:val="32"/>
+          <w:szCs w:val="32"/>
+        </w:rPr>
+        <w:t xml:space="preserve">   </w:t>
+      </w:r>
+    </w:p>
+    <w:p>
+      <w:pPr>
+        <w:rPr>
+          <w:rFonts w:asciiTheme="minorHAnsi" w:eastAsia="Times New Roman" w:hAnsiTheme="minorHAnsi" w:cstheme="minorHAnsi"/>
+          <w:b/>
+          <w:bCs/>
+          <w:color w:val="0070C0"/>
+          <w:sz w:val="32"/>
+          <w:szCs w:val="32"/>
+        </w:rPr>
+      </w:pPr>
+      <w:r>
+        <w:rPr>
+          <w:rFonts w:asciiTheme="minorHAnsi" w:eastAsia="Times New Roman" w:hAnsiTheme="minorHAnsi" w:cstheme="minorHAnsi"/>
+          <w:b/>
+          <w:bCs/>
+          <w:color w:val="0070C0"/>
+          <w:sz w:val="32"/>
+          <w:szCs w:val="32"/>
+        </w:rPr>
+        <w:br w:type="page"/>
+      </w:r>
+    </w:p>
+    <w:p>
+      <w:pPr>
+        <w:spacing w:before="100" w:beforeAutospacing="1" w:after="100" w:afterAutospacing="1"/>
+        <w:ind w:left="-360"/>
+        <w:contextualSpacing/>
+        <w:jc w:val="both"/>
+        <w:rPr>
+          <w:rFonts w:asciiTheme="minorHAnsi" w:hAnsiTheme="minorHAnsi" w:cstheme="minorHAnsi"/>
+          <w:sz w:val="28"/>
+        </w:rPr>
+      </w:pPr>
       <w:r>
         <w:rPr>
           <w:rFonts w:asciiTheme="minorHAnsi" w:eastAsia="Times New Roman" w:hAnsiTheme="minorHAnsi" w:cstheme="minorHAnsi"/>
@@ -4709,6 +5232,7 @@
           <w:szCs w:val="32"/>
           <w:u w:val="single"/>
         </w:rPr>
+        <w:lastRenderedPageBreak/>
         <w:t>Recommended Cable Electrical Characteristics</w:t>
       </w:r>
       <w:r>
@@ -4810,20 +5334,6 @@
     <w:p>
       <w:pPr>
         <w:rPr>
-          <w:b/>
-          <w:sz w:val="32"/>
-          <w:szCs w:val="32"/>
-          <w:u w:val="single"/>
-        </w:rPr>
-      </w:pPr>
-    </w:p>
-    <w:p>
-      <w:pPr>
-        <w:spacing w:before="100" w:beforeAutospacing="1" w:after="100" w:afterAutospacing="1"/>
-        <w:ind w:left="-360"/>
-        <w:contextualSpacing/>
-        <w:jc w:val="both"/>
-        <w:rPr>
           <w:rFonts w:asciiTheme="minorHAnsi" w:eastAsia="Times New Roman" w:hAnsiTheme="minorHAnsi" w:cstheme="minorHAnsi"/>
           <w:b/>
           <w:bCs/>
@@ -4832,40 +5342,6 @@
           <w:szCs w:val="28"/>
         </w:rPr>
       </w:pPr>
-      <w:r>
-        <w:rPr>
-          <w:rFonts w:asciiTheme="minorHAnsi" w:eastAsia="Times New Roman" w:hAnsiTheme="minorHAnsi" w:cstheme="minorHAnsi"/>
-          <w:b/>
-          <w:bCs/>
-          <w:color w:val="000000" w:themeColor="text1"/>
-          <w:sz w:val="28"/>
-          <w:szCs w:val="28"/>
-        </w:rPr>
-        <w:t xml:space="preserve">   </w:t>
-      </w:r>
-    </w:p>
-    <w:p>
-      <w:pPr>
-        <w:rPr>
-          <w:rFonts w:asciiTheme="minorHAnsi" w:eastAsia="Times New Roman" w:hAnsiTheme="minorHAnsi" w:cstheme="minorHAnsi"/>
-          <w:b/>
-          <w:bCs/>
-          <w:color w:val="000000" w:themeColor="text1"/>
-          <w:sz w:val="28"/>
-          <w:szCs w:val="28"/>
-        </w:rPr>
-      </w:pPr>
-      <w:r>
-        <w:rPr>
-          <w:rFonts w:asciiTheme="minorHAnsi" w:eastAsia="Times New Roman" w:hAnsiTheme="minorHAnsi" w:cstheme="minorHAnsi"/>
-          <w:b/>
-          <w:bCs/>
-          <w:color w:val="000000" w:themeColor="text1"/>
-          <w:sz w:val="28"/>
-          <w:szCs w:val="28"/>
-        </w:rPr>
-        <w:br w:type="page"/>
-      </w:r>
     </w:p>
     <w:p>
       <w:pPr>
@@ -4887,7 +5363,6 @@
           <w:sz w:val="32"/>
           <w:szCs w:val="32"/>
         </w:rPr>
-        <w:lastRenderedPageBreak/>
         <w:t>6</w:t>
       </w:r>
       <w:r>
@@ -5410,16 +5885,16 @@
         <mc:AlternateContent>
           <mc:Choice Requires="wpg">
             <w:drawing>
-              <wp:anchor distT="0" distB="0" distL="114300" distR="114300" simplePos="0" relativeHeight="251659264" behindDoc="1" locked="0" layoutInCell="1" allowOverlap="1" wp14:anchorId="3C255BCB" wp14:editId="003F40E2">
+              <wp:anchor distT="0" distB="0" distL="114300" distR="114300" simplePos="0" relativeHeight="251659264" behindDoc="1" locked="0" layoutInCell="1" allowOverlap="1" wp14:anchorId="3C255BCB" wp14:editId="45E79517">
                 <wp:simplePos x="0" y="0"/>
                 <wp:positionH relativeFrom="column">
-                  <wp:posOffset>2379345</wp:posOffset>
+                  <wp:posOffset>2781148</wp:posOffset>
                 </wp:positionH>
                 <wp:positionV relativeFrom="paragraph">
-                  <wp:posOffset>119943</wp:posOffset>
+                  <wp:posOffset>119380</wp:posOffset>
                 </wp:positionV>
                 <wp:extent cx="714375" cy="346075"/>
-                <wp:effectExtent l="0" t="0" r="0" b="0"/>
+                <wp:effectExtent l="0" t="0" r="9525" b="0"/>
                 <wp:wrapNone/>
                 <wp:docPr id="6340" name="Group 6340"/>
                 <wp:cNvGraphicFramePr/>
@@ -5485,7 +5960,7 @@
           </mc:Choice>
           <mc:Fallback>
             <w:pict>
-              <v:group w14:anchorId="28705DA3" id="Group 6340" o:spid="_x0000_s1026" style="position:absolute;margin-left:187.35pt;margin-top:9.45pt;width:56.25pt;height:27.25pt;z-index:-251657216" coordsize="7143,3460" o:gfxdata="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">
+              <v:group w14:anchorId="382337BF" id="Group 6340" o:spid="_x0000_s1026" style="position:absolute;margin-left:219pt;margin-top:9.4pt;width:56.25pt;height:27.25pt;z-index:-251657216" coordsize="7143,3460" o:gfxdata="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">
                 <v:shapetype id="_x0000_t75" coordsize="21600,21600" o:spt="75" o:preferrelative="t" path="m@4@5l@4@11@9@11@9@5xe" filled="f" stroked="f">
                   <v:stroke joinstyle="miter"/>
                   <v:formulas>
@@ -5505,10 +5980,10 @@
                   <v:path o:extrusionok="f" gradientshapeok="t" o:connecttype="rect"/>
                   <o:lock v:ext="edit" aspectratio="t"/>
                 </v:shapetype>
-                <v:shape id="Picture 846" o:spid="_x0000_s1027" type="#_x0000_t75" style="position:absolute;top:12;width:3441;height:3448;visibility:visible;mso-wrap-style:square" o:gfxdata="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">
+                <v:shape id="Picture 846" o:spid="_x0000_s1027" type="#_x0000_t75" style="position:absolute;top:12;width:3441;height:3448;visibility:visible;mso-wrap-style:square" o:gfxdata="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">
                   <v:imagedata r:id="rId12" o:title=""/>
                 </v:shape>
-                <v:shape id="Picture 848" o:spid="_x0000_s1028" type="#_x0000_t75" style="position:absolute;left:4140;width:3003;height:3359;visibility:visible;mso-wrap-style:square" o:gfxdata="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">
+                <v:shape id="Picture 848" o:spid="_x0000_s1028" type="#_x0000_t75" style="position:absolute;left:4140;width:3003;height:3359;visibility:visible;mso-wrap-style:square" o:gfxdata="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">
                   <v:imagedata r:id="rId13" o:title=""/>
                 </v:shape>
               </v:group>
@@ -5565,63 +6040,6 @@
         <w:rPr>
           <w:rFonts w:asciiTheme="minorHAnsi" w:hAnsiTheme="minorHAnsi" w:cstheme="minorHAnsi"/>
           <w:b/>
-          <w:sz w:val="28"/>
-        </w:rPr>
-      </w:pPr>
-    </w:p>
-    <w:p>
-      <w:pPr>
-        <w:spacing w:after="170"/>
-        <w:ind w:right="1"/>
-        <w:rPr>
-          <w:rFonts w:asciiTheme="minorHAnsi" w:hAnsiTheme="minorHAnsi" w:cstheme="minorHAnsi"/>
-          <w:b/>
-          <w:sz w:val="28"/>
-        </w:rPr>
-      </w:pPr>
-    </w:p>
-    <w:p>
-      <w:pPr>
-        <w:spacing w:after="175"/>
-        <w:ind w:left="345" w:right="1"/>
-        <w:rPr>
-          <w:rFonts w:asciiTheme="minorHAnsi" w:hAnsiTheme="minorHAnsi" w:cstheme="minorHAnsi"/>
-          <w:sz w:val="28"/>
-        </w:rPr>
-      </w:pPr>
-    </w:p>
-    <w:p>
-      <w:pPr>
-        <w:ind w:right="1"/>
-        <w:rPr>
-          <w:rFonts w:asciiTheme="minorHAnsi" w:hAnsiTheme="minorHAnsi" w:cstheme="minorHAnsi"/>
-          <w:sz w:val="28"/>
-        </w:rPr>
-      </w:pPr>
-    </w:p>
-    <w:p>
-      <w:pPr>
-        <w:spacing w:after="1"/>
-        <w:rPr>
-          <w:rFonts w:asciiTheme="minorHAnsi" w:hAnsiTheme="minorHAnsi" w:cstheme="minorHAnsi"/>
-          <w:sz w:val="28"/>
-        </w:rPr>
-      </w:pPr>
-    </w:p>
-    <w:p>
-      <w:pPr>
-        <w:spacing w:after="1"/>
-        <w:rPr>
-          <w:rFonts w:asciiTheme="minorHAnsi" w:hAnsiTheme="minorHAnsi" w:cstheme="minorHAnsi"/>
-          <w:sz w:val="28"/>
-        </w:rPr>
-      </w:pPr>
-    </w:p>
-    <w:p>
-      <w:pPr>
-        <w:spacing w:after="1"/>
-        <w:rPr>
-          <w:rFonts w:asciiTheme="minorHAnsi" w:hAnsiTheme="minorHAnsi" w:cstheme="minorHAnsi"/>
           <w:sz w:val="28"/>
         </w:rPr>
       </w:pPr>
@@ -5895,7 +6313,7 @@
       <w:headerReference w:type="first" r:id="rId18"/>
       <w:footerReference w:type="first" r:id="rId19"/>
       <w:pgSz w:w="11910" w:h="16840"/>
-      <w:pgMar w:top="1440" w:right="1094" w:bottom="1440" w:left="1440" w:header="475" w:footer="202" w:gutter="0"/>
+      <w:pgMar w:top="1530" w:right="1094" w:bottom="1440" w:left="1440" w:header="8" w:footer="202" w:gutter="0"/>
       <w:pgBorders w:offsetFrom="page">
         <w:top w:val="single" w:sz="18" w:space="24" w:color="auto"/>
         <w:left w:val="single" w:sz="18" w:space="24" w:color="auto"/>
@@ -5909,7 +6327,7 @@
 </file>
 
 <file path=word/endnotes.xml><?xml version="1.0" encoding="utf-8"?>
-<w:endnotes xmlns:wpc="http://schemas.microsoft.com/office/word/2010/wordprocessingCanvas" xmlns:cx="http://schemas.microsoft.com/office/drawing/2014/chartex" xmlns:cx1="http://schemas.microsoft.com/office/drawing/2015/9/8/chartex" xmlns:cx2="http://schemas.microsoft.com/office/drawing/2015/10/21/chartex" xmlns:cx3="http://schemas.microsoft.com/office/drawing/2016/5/9/chartex" xmlns:cx4="http://schemas.microsoft.com/office/drawing/2016/5/10/chartex" xmlns:cx5="http://schemas.microsoft.com/office/drawing/2016/5/11/chartex" xmlns:cx6="http://schemas.microsoft.com/office/drawing/2016/5/12/chartex" xmlns:cx7="http://schemas.microsoft.com/office/drawing/2016/5/13/chartex" xmlns:cx8="http://schemas.microsoft.com/office/drawing/2016/5/14/chartex" xmlns:mc="http://schemas.openxmlformats.org/markup-compatibility/2006" xmlns:aink="http://schemas.microsoft.com/office/drawing/2016/ink" xmlns:am3d="http://schemas.microsoft.com/office/drawing/2017/model3d" xmlns:o="urn:schemas-microsoft-com:office:office" xmlns:oel="http://schemas.microsoft.com/office/2019/extlst" xmlns:r="http://schemas.openxmlformats.org/officeDocument/2006/relationships" xmlns:m="http://schemas.openxmlformats.org/officeDocument/2006/math" xmlns:v="urn:schemas-microsoft-com:vml" xmlns:wp14="http://schemas.microsoft.com/office/word/2010/wordprocessingDrawing" xmlns:wp="http://schemas.openxmlformats.org/drawingml/2006/wordprocessingDrawing" xmlns:w10="urn:schemas-microsoft-com:office:word" xmlns:w="http://schemas.openxmlformats.org/wordprocessingml/2006/main" xmlns:w14="http://schemas.microsoft.com/office/word/2010/wordml" xmlns:w15="http://schemas.microsoft.com/office/word/2012/wordml" xmlns:w16cei="http://schemas.microsoft.com/office/word/2026/wordml/cei" xmlns:w16cex="http://schemas.microsoft.com/office/word/2018/wordml/cex" xmlns:w16cid="http://schemas.microsoft.com/office/word/2016/wordml/cid" xmlns:w16="http://schemas.microsoft.com/office/word/2018/wordml" xmlns:w16du="http://schemas.microsoft.com/office/word/2023/wordml/word16du" xmlns:w16sdtdh="http://schemas.microsoft.com/office/word/2020/wordml/sdtdatahash" xmlns:w16sdtfl="http://schemas.microsoft.com/office/word/2024/wordml/sdtformatlock" xmlns:w16se="http://schemas.microsoft.com/office/word/2015/wordml/symex" xmlns:wpg="http://schemas.microsoft.com/office/word/2010/wordprocessingGroup" xmlns:wpi="http://schemas.microsoft.com/office/word/2010/wordprocessingInk" xmlns:wne="http://schemas.microsoft.com/office/word/2006/wordml" xmlns:wps="http://schemas.microsoft.com/office/word/2010/wordprocessingShape" mc:Ignorable="w14 w15 w16se w16cid w16 w16cex w16sdtdh w16sdtfl w16du wp14">
+<w:endnotes xmlns:wpc="http://schemas.microsoft.com/office/word/2010/wordprocessingCanvas" xmlns:cx="http://schemas.microsoft.com/office/drawing/2014/chartex" xmlns:cx1="http://schemas.microsoft.com/office/drawing/2015/9/8/chartex" xmlns:cx2="http://schemas.microsoft.com/office/drawing/2015/10/21/chartex" xmlns:cx3="http://schemas.microsoft.com/office/drawing/2016/5/9/chartex" xmlns:cx4="http://schemas.microsoft.com/office/drawing/2016/5/10/chartex" xmlns:cx5="http://schemas.microsoft.com/office/drawing/2016/5/11/chartex" xmlns:cx6="http://schemas.microsoft.com/office/drawing/2016/5/12/chartex" xmlns:cx7="http://schemas.microsoft.com/office/drawing/2016/5/13/chartex" xmlns:cx8="http://schemas.microsoft.com/office/drawing/2016/5/14/chartex" xmlns:mc="http://schemas.openxmlformats.org/markup-compatibility/2006" xmlns:aink="http://schemas.microsoft.com/office/drawing/2016/ink" xmlns:am3d="http://schemas.microsoft.com/office/drawing/2017/model3d" xmlns:o="urn:schemas-microsoft-com:office:office" xmlns:oel="http://schemas.microsoft.com/office/2019/extlst" xmlns:r="http://schemas.openxmlformats.org/officeDocument/2006/relationships" xmlns:m="http://schemas.openxmlformats.org/officeDocument/2006/math" xmlns:v="urn:schemas-microsoft-com:vml" xmlns:wp14="http://schemas.microsoft.com/office/word/2010/wordprocessingDrawing" xmlns:wp="http://schemas.openxmlformats.org/drawingml/2006/wordprocessingDrawing" xmlns:w10="urn:schemas-microsoft-com:office:word" xmlns:w="http://schemas.openxmlformats.org/wordprocessingml/2006/main" xmlns:w14="http://schemas.microsoft.com/office/word/2010/wordml" xmlns:w15="http://schemas.microsoft.com/office/word/2012/wordml" xmlns:w16cex="http://schemas.microsoft.com/office/word/2018/wordml/cex" xmlns:w16cid="http://schemas.microsoft.com/office/word/2016/wordml/cid" xmlns:w16="http://schemas.microsoft.com/office/word/2018/wordml" xmlns:w16du="http://schemas.microsoft.com/office/word/2023/wordml/word16du" xmlns:w16sdtdh="http://schemas.microsoft.com/office/word/2020/wordml/sdtdatahash" xmlns:w16sdtfl="http://schemas.microsoft.com/office/word/2024/wordml/sdtformatlock" xmlns:w16se="http://schemas.microsoft.com/office/word/2015/wordml/symex" xmlns:wpg="http://schemas.microsoft.com/office/word/2010/wordprocessingGroup" xmlns:wpi="http://schemas.microsoft.com/office/word/2010/wordprocessingInk" xmlns:wne="http://schemas.microsoft.com/office/word/2006/wordml" xmlns:wps="http://schemas.microsoft.com/office/word/2010/wordprocessingShape" mc:Ignorable="w14 w15 w16se w16cid w16 w16cex w16sdtdh w16sdtfl w16du wp14">
   <w:endnote w:type="separator" w:id="-1">
     <w:p>
       <w:pPr>
@@ -5934,7 +6352,7 @@
 </file>
 
 <file path=word/footer1.xml><?xml version="1.0" encoding="utf-8"?>
-<w:ftr xmlns:wpc="http://schemas.microsoft.com/office/word/2010/wordprocessingCanvas" xmlns:cx="http://schemas.microsoft.com/office/drawing/2014/chartex" xmlns:cx1="http://schemas.microsoft.com/office/drawing/2015/9/8/chartex" xmlns:cx2="http://schemas.microsoft.com/office/drawing/2015/10/21/chartex" xmlns:cx3="http://schemas.microsoft.com/office/drawing/2016/5/9/chartex" xmlns:cx4="http://schemas.microsoft.com/office/drawing/2016/5/10/chartex" xmlns:cx5="http://schemas.microsoft.com/office/drawing/2016/5/11/chartex" xmlns:cx6="http://schemas.microsoft.com/office/drawing/2016/5/12/chartex" xmlns:cx7="http://schemas.microsoft.com/office/drawing/2016/5/13/chartex" xmlns:cx8="http://schemas.microsoft.com/office/drawing/2016/5/14/chartex" xmlns:mc="http://schemas.openxmlformats.org/markup-compatibility/2006" xmlns:aink="http://schemas.microsoft.com/office/drawing/2016/ink" xmlns:am3d="http://schemas.microsoft.com/office/drawing/2017/model3d" xmlns:o="urn:schemas-microsoft-com:office:office" xmlns:oel="http://schemas.microsoft.com/office/2019/extlst" xmlns:r="http://schemas.openxmlformats.org/officeDocument/2006/relationships" xmlns:m="http://schemas.openxmlformats.org/officeDocument/2006/math" xmlns:v="urn:schemas-microsoft-com:vml" xmlns:wp14="http://schemas.microsoft.com/office/word/2010/wordprocessingDrawing" xmlns:wp="http://schemas.openxmlformats.org/drawingml/2006/wordprocessingDrawing" xmlns:w10="urn:schemas-microsoft-com:office:word" xmlns:w="http://schemas.openxmlformats.org/wordprocessingml/2006/main" xmlns:w14="http://schemas.microsoft.com/office/word/2010/wordml" xmlns:w15="http://schemas.microsoft.com/office/word/2012/wordml" xmlns:w16cei="http://schemas.microsoft.com/office/word/2026/wordml/cei" xmlns:w16cex="http://schemas.microsoft.com/office/word/2018/wordml/cex" xmlns:w16cid="http://schemas.microsoft.com/office/word/2016/wordml/cid" xmlns:w16="http://schemas.microsoft.com/office/word/2018/wordml" xmlns:w16du="http://schemas.microsoft.com/office/word/2023/wordml/word16du" xmlns:w16sdtdh="http://schemas.microsoft.com/office/word/2020/wordml/sdtdatahash" xmlns:w16sdtfl="http://schemas.microsoft.com/office/word/2024/wordml/sdtformatlock" xmlns:w16se="http://schemas.microsoft.com/office/word/2015/wordml/symex" xmlns:wpg="http://schemas.microsoft.com/office/word/2010/wordprocessingGroup" xmlns:wpi="http://schemas.microsoft.com/office/word/2010/wordprocessingInk" xmlns:wne="http://schemas.microsoft.com/office/word/2006/wordml" xmlns:wps="http://schemas.microsoft.com/office/word/2010/wordprocessingShape" mc:Ignorable="w14 w15 w16se w16cid w16 w16cex w16sdtdh w16sdtfl w16du wp14">
+<w:ftr xmlns:wpc="http://schemas.microsoft.com/office/word/2010/wordprocessingCanvas" xmlns:cx="http://schemas.microsoft.com/office/drawing/2014/chartex" xmlns:cx1="http://schemas.microsoft.com/office/drawing/2015/9/8/chartex" xmlns:cx2="http://schemas.microsoft.com/office/drawing/2015/10/21/chartex" xmlns:cx3="http://schemas.microsoft.com/office/drawing/2016/5/9/chartex" xmlns:cx4="http://schemas.microsoft.com/office/drawing/2016/5/10/chartex" xmlns:cx5="http://schemas.microsoft.com/office/drawing/2016/5/11/chartex" xmlns:cx6="http://schemas.microsoft.com/office/drawing/2016/5/12/chartex" xmlns:cx7="http://schemas.microsoft.com/office/drawing/2016/5/13/chartex" xmlns:cx8="http://schemas.microsoft.com/office/drawing/2016/5/14/chartex" xmlns:mc="http://schemas.openxmlformats.org/markup-compatibility/2006" xmlns:aink="http://schemas.microsoft.com/office/drawing/2016/ink" xmlns:am3d="http://schemas.microsoft.com/office/drawing/2017/model3d" xmlns:o="urn:schemas-microsoft-com:office:office" xmlns:oel="http://schemas.microsoft.com/office/2019/extlst" xmlns:r="http://schemas.openxmlformats.org/officeDocument/2006/relationships" xmlns:m="http://schemas.openxmlformats.org/officeDocument/2006/math" xmlns:v="urn:schemas-microsoft-com:vml" xmlns:wp14="http://schemas.microsoft.com/office/word/2010/wordprocessingDrawing" xmlns:wp="http://schemas.openxmlformats.org/drawingml/2006/wordprocessingDrawing" xmlns:w10="urn:schemas-microsoft-com:office:word" xmlns:w="http://schemas.openxmlformats.org/wordprocessingml/2006/main" xmlns:w14="http://schemas.microsoft.com/office/word/2010/wordml" xmlns:w15="http://schemas.microsoft.com/office/word/2012/wordml" xmlns:w16cex="http://schemas.microsoft.com/office/word/2018/wordml/cex" xmlns:w16cid="http://schemas.microsoft.com/office/word/2016/wordml/cid" xmlns:w16="http://schemas.microsoft.com/office/word/2018/wordml" xmlns:w16du="http://schemas.microsoft.com/office/word/2023/wordml/word16du" xmlns:w16sdtdh="http://schemas.microsoft.com/office/word/2020/wordml/sdtdatahash" xmlns:w16sdtfl="http://schemas.microsoft.com/office/word/2024/wordml/sdtformatlock" xmlns:w16se="http://schemas.microsoft.com/office/word/2015/wordml/symex" xmlns:wpg="http://schemas.microsoft.com/office/word/2010/wordprocessingGroup" xmlns:wpi="http://schemas.microsoft.com/office/word/2010/wordprocessingInk" xmlns:wne="http://schemas.microsoft.com/office/word/2006/wordml" xmlns:wps="http://schemas.microsoft.com/office/word/2010/wordprocessingShape" mc:Ignorable="w14 w15 w16se w16cid w16 w16cex w16sdtdh w16sdtfl w16du wp14">
   <w:p>
     <w:pPr>
       <w:shd w:val="clear" w:color="auto" w:fill="5B9BD5"/>
@@ -6685,7 +7103,7 @@
             </wp:anchor>
           </w:drawing>
         </mc:Choice>
-        <mc:Fallback>
+        <mc:Fallback xmlns:w16cei="http://schemas.microsoft.com/office/word/2026/wordml/cei">
           <w:pict>
             <v:group w14:anchorId="343D8810" id="Group 12287" o:spid="_x0000_s1026" style="position:absolute;margin-left:24pt;margin-top:816.5pt;width:547.65pt;height:1.65pt;z-index:251664384;mso-position-horizontal-relative:page;mso-position-vertical-relative:page" coordsize="69550,207" o:gfxdata="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">
               <v:shape id="Shape 12856" o:spid="_x0000_s1027" style="position:absolute;width:91;height:177;visibility:visible;mso-wrap-style:square;v-text-anchor:top" coordsize="9144,17780" o:gfxdata="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" path="m,l9144,r,17780l,17780,,e" fillcolor="black" stroked="f" strokeweight="0">
@@ -6805,7 +7223,7 @@
 </file>
 
 <file path=word/footer2.xml><?xml version="1.0" encoding="utf-8"?>
-<w:ftr xmlns:wpc="http://schemas.microsoft.com/office/word/2010/wordprocessingCanvas" xmlns:cx="http://schemas.microsoft.com/office/drawing/2014/chartex" xmlns:cx1="http://schemas.microsoft.com/office/drawing/2015/9/8/chartex" xmlns:cx2="http://schemas.microsoft.com/office/drawing/2015/10/21/chartex" xmlns:cx3="http://schemas.microsoft.com/office/drawing/2016/5/9/chartex" xmlns:cx4="http://schemas.microsoft.com/office/drawing/2016/5/10/chartex" xmlns:cx5="http://schemas.microsoft.com/office/drawing/2016/5/11/chartex" xmlns:cx6="http://schemas.microsoft.com/office/drawing/2016/5/12/chartex" xmlns:cx7="http://schemas.microsoft.com/office/drawing/2016/5/13/chartex" xmlns:cx8="http://schemas.microsoft.com/office/drawing/2016/5/14/chartex" xmlns:mc="http://schemas.openxmlformats.org/markup-compatibility/2006" xmlns:aink="http://schemas.microsoft.com/office/drawing/2016/ink" xmlns:am3d="http://schemas.microsoft.com/office/drawing/2017/model3d" xmlns:o="urn:schemas-microsoft-com:office:office" xmlns:oel="http://schemas.microsoft.com/office/2019/extlst" xmlns:r="http://schemas.openxmlformats.org/officeDocument/2006/relationships" xmlns:m="http://schemas.openxmlformats.org/officeDocument/2006/math" xmlns:v="urn:schemas-microsoft-com:vml" xmlns:wp14="http://schemas.microsoft.com/office/word/2010/wordprocessingDrawing" xmlns:wp="http://schemas.openxmlformats.org/drawingml/2006/wordprocessingDrawing" xmlns:w10="urn:schemas-microsoft-com:office:word" xmlns:w="http://schemas.openxmlformats.org/wordprocessingml/2006/main" xmlns:w14="http://schemas.microsoft.com/office/word/2010/wordml" xmlns:w15="http://schemas.microsoft.com/office/word/2012/wordml" xmlns:w16cei="http://schemas.microsoft.com/office/word/2026/wordml/cei" xmlns:w16cex="http://schemas.microsoft.com/office/word/2018/wordml/cex" xmlns:w16cid="http://schemas.microsoft.com/office/word/2016/wordml/cid" xmlns:w16="http://schemas.microsoft.com/office/word/2018/wordml" xmlns:w16du="http://schemas.microsoft.com/office/word/2023/wordml/word16du" xmlns:w16sdtdh="http://schemas.microsoft.com/office/word/2020/wordml/sdtdatahash" xmlns:w16sdtfl="http://schemas.microsoft.com/office/word/2024/wordml/sdtformatlock" xmlns:w16se="http://schemas.microsoft.com/office/word/2015/wordml/symex" xmlns:wpg="http://schemas.microsoft.com/office/word/2010/wordprocessingGroup" xmlns:wpi="http://schemas.microsoft.com/office/word/2010/wordprocessingInk" xmlns:wne="http://schemas.microsoft.com/office/word/2006/wordml" xmlns:wps="http://schemas.microsoft.com/office/word/2010/wordprocessingShape" mc:Ignorable="w14 w15 w16se w16cid w16 w16cex w16sdtdh w16sdtfl w16du wp14">
+<w:ftr xmlns:wpc="http://schemas.microsoft.com/office/word/2010/wordprocessingCanvas" xmlns:cx="http://schemas.microsoft.com/office/drawing/2014/chartex" xmlns:cx1="http://schemas.microsoft.com/office/drawing/2015/9/8/chartex" xmlns:cx2="http://schemas.microsoft.com/office/drawing/2015/10/21/chartex" xmlns:cx3="http://schemas.microsoft.com/office/drawing/2016/5/9/chartex" xmlns:cx4="http://schemas.microsoft.com/office/drawing/2016/5/10/chartex" xmlns:cx5="http://schemas.microsoft.com/office/drawing/2016/5/11/chartex" xmlns:cx6="http://schemas.microsoft.com/office/drawing/2016/5/12/chartex" xmlns:cx7="http://schemas.microsoft.com/office/drawing/2016/5/13/chartex" xmlns:cx8="http://schemas.microsoft.com/office/drawing/2016/5/14/chartex" xmlns:mc="http://schemas.openxmlformats.org/markup-compatibility/2006" xmlns:aink="http://schemas.microsoft.com/office/drawing/2016/ink" xmlns:am3d="http://schemas.microsoft.com/office/drawing/2017/model3d" xmlns:o="urn:schemas-microsoft-com:office:office" xmlns:oel="http://schemas.microsoft.com/office/2019/extlst" xmlns:r="http://schemas.openxmlformats.org/officeDocument/2006/relationships" xmlns:m="http://schemas.openxmlformats.org/officeDocument/2006/math" xmlns:v="urn:schemas-microsoft-com:vml" xmlns:wp14="http://schemas.microsoft.com/office/word/2010/wordprocessingDrawing" xmlns:wp="http://schemas.openxmlformats.org/drawingml/2006/wordprocessingDrawing" xmlns:w10="urn:schemas-microsoft-com:office:word" xmlns:w="http://schemas.openxmlformats.org/wordprocessingml/2006/main" xmlns:w14="http://schemas.microsoft.com/office/word/2010/wordml" xmlns:w15="http://schemas.microsoft.com/office/word/2012/wordml" xmlns:w16cex="http://schemas.microsoft.com/office/word/2018/wordml/cex" xmlns:w16cid="http://schemas.microsoft.com/office/word/2016/wordml/cid" xmlns:w16="http://schemas.microsoft.com/office/word/2018/wordml" xmlns:w16du="http://schemas.microsoft.com/office/word/2023/wordml/word16du" xmlns:w16sdtdh="http://schemas.microsoft.com/office/word/2020/wordml/sdtdatahash" xmlns:w16sdtfl="http://schemas.microsoft.com/office/word/2024/wordml/sdtformatlock" xmlns:w16se="http://schemas.microsoft.com/office/word/2015/wordml/symex" xmlns:wpg="http://schemas.microsoft.com/office/word/2010/wordprocessingGroup" xmlns:wpi="http://schemas.microsoft.com/office/word/2010/wordprocessingInk" xmlns:wne="http://schemas.microsoft.com/office/word/2006/wordml" xmlns:wps="http://schemas.microsoft.com/office/word/2010/wordprocessingShape" mc:Ignorable="w14 w15 w16se w16cid w16 w16cex w16sdtdh w16sdtfl w16du wp14">
   <w:p>
     <w:pPr>
       <w:shd w:val="clear" w:color="auto" w:fill="5B9BD5"/>
@@ -7556,7 +7974,7 @@
             </wp:anchor>
           </w:drawing>
         </mc:Choice>
-        <mc:Fallback>
+        <mc:Fallback xmlns:w16cei="http://schemas.microsoft.com/office/word/2026/wordml/cei">
           <w:pict>
             <v:group w14:anchorId="4336ABB0" id="Group 12185" o:spid="_x0000_s1026" style="position:absolute;margin-left:24pt;margin-top:816.5pt;width:547.65pt;height:1.65pt;z-index:251665408;mso-position-horizontal-relative:page;mso-position-vertical-relative:page" coordsize="69550,207" o:gfxdata="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">
               <v:shape id="Shape 12843" o:spid="_x0000_s1027" style="position:absolute;width:91;height:177;visibility:visible;mso-wrap-style:square;v-text-anchor:top" coordsize="9144,17780" o:gfxdata="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" path="m,l9144,r,17780l,17780,,e" fillcolor="black" stroked="f" strokeweight="0">
@@ -7681,7 +8099,7 @@
 </file>
 
 <file path=word/footer3.xml><?xml version="1.0" encoding="utf-8"?>
-<w:ftr xmlns:wpc="http://schemas.microsoft.com/office/word/2010/wordprocessingCanvas" xmlns:cx="http://schemas.microsoft.com/office/drawing/2014/chartex" xmlns:cx1="http://schemas.microsoft.com/office/drawing/2015/9/8/chartex" xmlns:cx2="http://schemas.microsoft.com/office/drawing/2015/10/21/chartex" xmlns:cx3="http://schemas.microsoft.com/office/drawing/2016/5/9/chartex" xmlns:cx4="http://schemas.microsoft.com/office/drawing/2016/5/10/chartex" xmlns:cx5="http://schemas.microsoft.com/office/drawing/2016/5/11/chartex" xmlns:cx6="http://schemas.microsoft.com/office/drawing/2016/5/12/chartex" xmlns:cx7="http://schemas.microsoft.com/office/drawing/2016/5/13/chartex" xmlns:cx8="http://schemas.microsoft.com/office/drawing/2016/5/14/chartex" xmlns:mc="http://schemas.openxmlformats.org/markup-compatibility/2006" xmlns:aink="http://schemas.microsoft.com/office/drawing/2016/ink" xmlns:am3d="http://schemas.microsoft.com/office/drawing/2017/model3d" xmlns:o="urn:schemas-microsoft-com:office:office" xmlns:oel="http://schemas.microsoft.com/office/2019/extlst" xmlns:r="http://schemas.openxmlformats.org/officeDocument/2006/relationships" xmlns:m="http://schemas.openxmlformats.org/officeDocument/2006/math" xmlns:v="urn:schemas-microsoft-com:vml" xmlns:wp14="http://schemas.microsoft.com/office/word/2010/wordprocessingDrawing" xmlns:wp="http://schemas.openxmlformats.org/drawingml/2006/wordprocessingDrawing" xmlns:w10="urn:schemas-microsoft-com:office:word" xmlns:w="http://schemas.openxmlformats.org/wordprocessingml/2006/main" xmlns:w14="http://schemas.microsoft.com/office/word/2010/wordml" xmlns:w15="http://schemas.microsoft.com/office/word/2012/wordml" xmlns:w16cei="http://schemas.microsoft.com/office/word/2026/wordml/cei" xmlns:w16cex="http://schemas.microsoft.com/office/word/2018/wordml/cex" xmlns:w16cid="http://schemas.microsoft.com/office/word/2016/wordml/cid" xmlns:w16="http://schemas.microsoft.com/office/word/2018/wordml" xmlns:w16du="http://schemas.microsoft.com/office/word/2023/wordml/word16du" xmlns:w16sdtdh="http://schemas.microsoft.com/office/word/2020/wordml/sdtdatahash" xmlns:w16sdtfl="http://schemas.microsoft.com/office/word/2024/wordml/sdtformatlock" xmlns:w16se="http://schemas.microsoft.com/office/word/2015/wordml/symex" xmlns:wpg="http://schemas.microsoft.com/office/word/2010/wordprocessingGroup" xmlns:wpi="http://schemas.microsoft.com/office/word/2010/wordprocessingInk" xmlns:wne="http://schemas.microsoft.com/office/word/2006/wordml" xmlns:wps="http://schemas.microsoft.com/office/word/2010/wordprocessingShape" mc:Ignorable="w14 w15 w16se w16cid w16 w16cex w16sdtdh w16sdtfl w16du wp14">
+<w:ftr xmlns:wpc="http://schemas.microsoft.com/office/word/2010/wordprocessingCanvas" xmlns:cx="http://schemas.microsoft.com/office/drawing/2014/chartex" xmlns:cx1="http://schemas.microsoft.com/office/drawing/2015/9/8/chartex" xmlns:cx2="http://schemas.microsoft.com/office/drawing/2015/10/21/chartex" xmlns:cx3="http://schemas.microsoft.com/office/drawing/2016/5/9/chartex" xmlns:cx4="http://schemas.microsoft.com/office/drawing/2016/5/10/chartex" xmlns:cx5="http://schemas.microsoft.com/office/drawing/2016/5/11/chartex" xmlns:cx6="http://schemas.microsoft.com/office/drawing/2016/5/12/chartex" xmlns:cx7="http://schemas.microsoft.com/office/drawing/2016/5/13/chartex" xmlns:cx8="http://schemas.microsoft.com/office/drawing/2016/5/14/chartex" xmlns:mc="http://schemas.openxmlformats.org/markup-compatibility/2006" xmlns:aink="http://schemas.microsoft.com/office/drawing/2016/ink" xmlns:am3d="http://schemas.microsoft.com/office/drawing/2017/model3d" xmlns:o="urn:schemas-microsoft-com:office:office" xmlns:oel="http://schemas.microsoft.com/office/2019/extlst" xmlns:r="http://schemas.openxmlformats.org/officeDocument/2006/relationships" xmlns:m="http://schemas.openxmlformats.org/officeDocument/2006/math" xmlns:v="urn:schemas-microsoft-com:vml" xmlns:wp14="http://schemas.microsoft.com/office/word/2010/wordprocessingDrawing" xmlns:wp="http://schemas.openxmlformats.org/drawingml/2006/wordprocessingDrawing" xmlns:w10="urn:schemas-microsoft-com:office:word" xmlns:w="http://schemas.openxmlformats.org/wordprocessingml/2006/main" xmlns:w14="http://schemas.microsoft.com/office/word/2010/wordml" xmlns:w15="http://schemas.microsoft.com/office/word/2012/wordml" xmlns:w16cex="http://schemas.microsoft.com/office/word/2018/wordml/cex" xmlns:w16cid="http://schemas.microsoft.com/office/word/2016/wordml/cid" xmlns:w16="http://schemas.microsoft.com/office/word/2018/wordml" xmlns:w16du="http://schemas.microsoft.com/office/word/2023/wordml/word16du" xmlns:w16sdtdh="http://schemas.microsoft.com/office/word/2020/wordml/sdtdatahash" xmlns:w16sdtfl="http://schemas.microsoft.com/office/word/2024/wordml/sdtformatlock" xmlns:w16se="http://schemas.microsoft.com/office/word/2015/wordml/symex" xmlns:wpg="http://schemas.microsoft.com/office/word/2010/wordprocessingGroup" xmlns:wpi="http://schemas.microsoft.com/office/word/2010/wordprocessingInk" xmlns:wne="http://schemas.microsoft.com/office/word/2006/wordml" xmlns:wps="http://schemas.microsoft.com/office/word/2010/wordprocessingShape" mc:Ignorable="w14 w15 w16se w16cid w16 w16cex w16sdtdh w16sdtfl w16du wp14">
   <w:p>
     <w:pPr>
       <w:shd w:val="clear" w:color="auto" w:fill="5B9BD5"/>
@@ -8432,7 +8850,7 @@
             </wp:anchor>
           </w:drawing>
         </mc:Choice>
-        <mc:Fallback>
+        <mc:Fallback xmlns:w16cei="http://schemas.microsoft.com/office/word/2026/wordml/cei">
           <w:pict>
             <v:group w14:anchorId="3E49E3D4" id="Group 12083" o:spid="_x0000_s1026" style="position:absolute;margin-left:24pt;margin-top:816.5pt;width:547.65pt;height:1.65pt;z-index:251666432;mso-position-horizontal-relative:page;mso-position-vertical-relative:page" coordsize="69550,207" o:gfxdata="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">
               <v:shape id="Shape 12830" o:spid="_x0000_s1027" style="position:absolute;width:91;height:177;visibility:visible;mso-wrap-style:square;v-text-anchor:top" coordsize="9144,17780" o:gfxdata="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" path="m,l9144,r,17780l,17780,,e" fillcolor="black" stroked="f" strokeweight="0">
@@ -8552,7 +8970,7 @@
 </file>
 
 <file path=word/footnotes.xml><?xml version="1.0" encoding="utf-8"?>
-<w:footnotes xmlns:wpc="http://schemas.microsoft.com/office/word/2010/wordprocessingCanvas" xmlns:cx="http://schemas.microsoft.com/office/drawing/2014/chartex" xmlns:cx1="http://schemas.microsoft.com/office/drawing/2015/9/8/chartex" xmlns:cx2="http://schemas.microsoft.com/office/drawing/2015/10/21/chartex" xmlns:cx3="http://schemas.microsoft.com/office/drawing/2016/5/9/chartex" xmlns:cx4="http://schemas.microsoft.com/office/drawing/2016/5/10/chartex" xmlns:cx5="http://schemas.microsoft.com/office/drawing/2016/5/11/chartex" xmlns:cx6="http://schemas.microsoft.com/office/drawing/2016/5/12/chartex" xmlns:cx7="http://schemas.microsoft.com/office/drawing/2016/5/13/chartex" xmlns:cx8="http://schemas.microsoft.com/office/drawing/2016/5/14/chartex" xmlns:mc="http://schemas.openxmlformats.org/markup-compatibility/2006" xmlns:aink="http://schemas.microsoft.com/office/drawing/2016/ink" xmlns:am3d="http://schemas.microsoft.com/office/drawing/2017/model3d" xmlns:o="urn:schemas-microsoft-com:office:office" xmlns:oel="http://schemas.microsoft.com/office/2019/extlst" xmlns:r="http://schemas.openxmlformats.org/officeDocument/2006/relationships" xmlns:m="http://schemas.openxmlformats.org/officeDocument/2006/math" xmlns:v="urn:schemas-microsoft-com:vml" xmlns:wp14="http://schemas.microsoft.com/office/word/2010/wordprocessingDrawing" xmlns:wp="http://schemas.openxmlformats.org/drawingml/2006/wordprocessingDrawing" xmlns:w10="urn:schemas-microsoft-com:office:word" xmlns:w="http://schemas.openxmlformats.org/wordprocessingml/2006/main" xmlns:w14="http://schemas.microsoft.com/office/word/2010/wordml" xmlns:w15="http://schemas.microsoft.com/office/word/2012/wordml" xmlns:w16cei="http://schemas.microsoft.com/office/word/2026/wordml/cei" xmlns:w16cex="http://schemas.microsoft.com/office/word/2018/wordml/cex" xmlns:w16cid="http://schemas.microsoft.com/office/word/2016/wordml/cid" xmlns:w16="http://schemas.microsoft.com/office/word/2018/wordml" xmlns:w16du="http://schemas.microsoft.com/office/word/2023/wordml/word16du" xmlns:w16sdtdh="http://schemas.microsoft.com/office/word/2020/wordml/sdtdatahash" xmlns:w16sdtfl="http://schemas.microsoft.com/office/word/2024/wordml/sdtformatlock" xmlns:w16se="http://schemas.microsoft.com/office/word/2015/wordml/symex" xmlns:wpg="http://schemas.microsoft.com/office/word/2010/wordprocessingGroup" xmlns:wpi="http://schemas.microsoft.com/office/word/2010/wordprocessingInk" xmlns:wne="http://schemas.microsoft.com/office/word/2006/wordml" xmlns:wps="http://schemas.microsoft.com/office/word/2010/wordprocessingShape" mc:Ignorable="w14 w15 w16se w16cid w16 w16cex w16sdtdh w16sdtfl w16du wp14">
+<w:footnotes xmlns:wpc="http://schemas.microsoft.com/office/word/2010/wordprocessingCanvas" xmlns:cx="http://schemas.microsoft.com/office/drawing/2014/chartex" xmlns:cx1="http://schemas.microsoft.com/office/drawing/2015/9/8/chartex" xmlns:cx2="http://schemas.microsoft.com/office/drawing/2015/10/21/chartex" xmlns:cx3="http://schemas.microsoft.com/office/drawing/2016/5/9/chartex" xmlns:cx4="http://schemas.microsoft.com/office/drawing/2016/5/10/chartex" xmlns:cx5="http://schemas.microsoft.com/office/drawing/2016/5/11/chartex" xmlns:cx6="http://schemas.microsoft.com/office/drawing/2016/5/12/chartex" xmlns:cx7="http://schemas.microsoft.com/office/drawing/2016/5/13/chartex" xmlns:cx8="http://schemas.microsoft.com/office/drawing/2016/5/14/chartex" xmlns:mc="http://schemas.openxmlformats.org/markup-compatibility/2006" xmlns:aink="http://schemas.microsoft.com/office/drawing/2016/ink" xmlns:am3d="http://schemas.microsoft.com/office/drawing/2017/model3d" xmlns:o="urn:schemas-microsoft-com:office:office" xmlns:oel="http://schemas.microsoft.com/office/2019/extlst" xmlns:r="http://schemas.openxmlformats.org/officeDocument/2006/relationships" xmlns:m="http://schemas.openxmlformats.org/officeDocument/2006/math" xmlns:v="urn:schemas-microsoft-com:vml" xmlns:wp14="http://schemas.microsoft.com/office/word/2010/wordprocessingDrawing" xmlns:wp="http://schemas.openxmlformats.org/drawingml/2006/wordprocessingDrawing" xmlns:w10="urn:schemas-microsoft-com:office:word" xmlns:w="http://schemas.openxmlformats.org/wordprocessingml/2006/main" xmlns:w14="http://schemas.microsoft.com/office/word/2010/wordml" xmlns:w15="http://schemas.microsoft.com/office/word/2012/wordml" xmlns:w16cex="http://schemas.microsoft.com/office/word/2018/wordml/cex" xmlns:w16cid="http://schemas.microsoft.com/office/word/2016/wordml/cid" xmlns:w16="http://schemas.microsoft.com/office/word/2018/wordml" xmlns:w16du="http://schemas.microsoft.com/office/word/2023/wordml/word16du" xmlns:w16sdtdh="http://schemas.microsoft.com/office/word/2020/wordml/sdtdatahash" xmlns:w16sdtfl="http://schemas.microsoft.com/office/word/2024/wordml/sdtformatlock" xmlns:w16se="http://schemas.microsoft.com/office/word/2015/wordml/symex" xmlns:wpg="http://schemas.microsoft.com/office/word/2010/wordprocessingGroup" xmlns:wpi="http://schemas.microsoft.com/office/word/2010/wordprocessingInk" xmlns:wne="http://schemas.microsoft.com/office/word/2006/wordml" xmlns:wps="http://schemas.microsoft.com/office/word/2010/wordprocessingShape" mc:Ignorable="w14 w15 w16se w16cid w16 w16cex w16sdtdh w16sdtfl w16du wp14">
   <w:footnote w:type="separator" w:id="-1">
     <w:p>
       <w:pPr>
@@ -8577,7 +8995,7 @@
 </file>
 
 <file path=word/header1.xml><?xml version="1.0" encoding="utf-8"?>
-<w:hdr xmlns:wpc="http://schemas.microsoft.com/office/word/2010/wordprocessingCanvas" xmlns:cx="http://schemas.microsoft.com/office/drawing/2014/chartex" xmlns:cx1="http://schemas.microsoft.com/office/drawing/2015/9/8/chartex" xmlns:cx2="http://schemas.microsoft.com/office/drawing/2015/10/21/chartex" xmlns:cx3="http://schemas.microsoft.com/office/drawing/2016/5/9/chartex" xmlns:cx4="http://schemas.microsoft.com/office/drawing/2016/5/10/chartex" xmlns:cx5="http://schemas.microsoft.com/office/drawing/2016/5/11/chartex" xmlns:cx6="http://schemas.microsoft.com/office/drawing/2016/5/12/chartex" xmlns:cx7="http://schemas.microsoft.com/office/drawing/2016/5/13/chartex" xmlns:cx8="http://schemas.microsoft.com/office/drawing/2016/5/14/chartex" xmlns:mc="http://schemas.openxmlformats.org/markup-compatibility/2006" xmlns:aink="http://schemas.microsoft.com/office/drawing/2016/ink" xmlns:am3d="http://schemas.microsoft.com/office/drawing/2017/model3d" xmlns:o="urn:schemas-microsoft-com:office:office" xmlns:oel="http://schemas.microsoft.com/office/2019/extlst" xmlns:r="http://schemas.openxmlformats.org/officeDocument/2006/relationships" xmlns:m="http://schemas.openxmlformats.org/officeDocument/2006/math" xmlns:v="urn:schemas-microsoft-com:vml" xmlns:wp14="http://schemas.microsoft.com/office/word/2010/wordprocessingDrawing" xmlns:wp="http://schemas.openxmlformats.org/drawingml/2006/wordprocessingDrawing" xmlns:w10="urn:schemas-microsoft-com:office:word" xmlns:w="http://schemas.openxmlformats.org/wordprocessingml/2006/main" xmlns:w14="http://schemas.microsoft.com/office/word/2010/wordml" xmlns:w15="http://schemas.microsoft.com/office/word/2012/wordml" xmlns:w16cei="http://schemas.microsoft.com/office/word/2026/wordml/cei" xmlns:w16cex="http://schemas.microsoft.com/office/word/2018/wordml/cex" xmlns:w16cid="http://schemas.microsoft.com/office/word/2016/wordml/cid" xmlns:w16="http://schemas.microsoft.com/office/word/2018/wordml" xmlns:w16du="http://schemas.microsoft.com/office/word/2023/wordml/word16du" xmlns:w16sdtdh="http://schemas.microsoft.com/office/word/2020/wordml/sdtdatahash" xmlns:w16sdtfl="http://schemas.microsoft.com/office/word/2024/wordml/sdtformatlock" xmlns:w16se="http://schemas.microsoft.com/office/word/2015/wordml/symex" xmlns:wpg="http://schemas.microsoft.com/office/word/2010/wordprocessingGroup" xmlns:wpi="http://schemas.microsoft.com/office/word/2010/wordprocessingInk" xmlns:wne="http://schemas.microsoft.com/office/word/2006/wordml" xmlns:wps="http://schemas.microsoft.com/office/word/2010/wordprocessingShape" mc:Ignorable="w14 w15 w16se w16cid w16 w16cex w16sdtdh w16sdtfl w16du wp14">
+<w:hdr xmlns:wpc="http://schemas.microsoft.com/office/word/2010/wordprocessingCanvas" xmlns:cx="http://schemas.microsoft.com/office/drawing/2014/chartex" xmlns:cx1="http://schemas.microsoft.com/office/drawing/2015/9/8/chartex" xmlns:cx2="http://schemas.microsoft.com/office/drawing/2015/10/21/chartex" xmlns:cx3="http://schemas.microsoft.com/office/drawing/2016/5/9/chartex" xmlns:cx4="http://schemas.microsoft.com/office/drawing/2016/5/10/chartex" xmlns:cx5="http://schemas.microsoft.com/office/drawing/2016/5/11/chartex" xmlns:cx6="http://schemas.microsoft.com/office/drawing/2016/5/12/chartex" xmlns:cx7="http://schemas.microsoft.com/office/drawing/2016/5/13/chartex" xmlns:cx8="http://schemas.microsoft.com/office/drawing/2016/5/14/chartex" xmlns:mc="http://schemas.openxmlformats.org/markup-compatibility/2006" xmlns:aink="http://schemas.microsoft.com/office/drawing/2016/ink" xmlns:am3d="http://schemas.microsoft.com/office/drawing/2017/model3d" xmlns:o="urn:schemas-microsoft-com:office:office" xmlns:oel="http://schemas.microsoft.com/office/2019/extlst" xmlns:r="http://schemas.openxmlformats.org/officeDocument/2006/relationships" xmlns:m="http://schemas.openxmlformats.org/officeDocument/2006/math" xmlns:v="urn:schemas-microsoft-com:vml" xmlns:wp14="http://schemas.microsoft.com/office/word/2010/wordprocessingDrawing" xmlns:wp="http://schemas.openxmlformats.org/drawingml/2006/wordprocessingDrawing" xmlns:w10="urn:schemas-microsoft-com:office:word" xmlns:w="http://schemas.openxmlformats.org/wordprocessingml/2006/main" xmlns:w14="http://schemas.microsoft.com/office/word/2010/wordml" xmlns:w15="http://schemas.microsoft.com/office/word/2012/wordml" xmlns:w16cex="http://schemas.microsoft.com/office/word/2018/wordml/cex" xmlns:w16cid="http://schemas.microsoft.com/office/word/2016/wordml/cid" xmlns:w16="http://schemas.microsoft.com/office/word/2018/wordml" xmlns:w16du="http://schemas.microsoft.com/office/word/2023/wordml/word16du" xmlns:w16sdtdh="http://schemas.microsoft.com/office/word/2020/wordml/sdtdatahash" xmlns:w16sdtfl="http://schemas.microsoft.com/office/word/2024/wordml/sdtformatlock" xmlns:w16se="http://schemas.microsoft.com/office/word/2015/wordml/symex" xmlns:wpg="http://schemas.microsoft.com/office/word/2010/wordprocessingGroup" xmlns:wpi="http://schemas.microsoft.com/office/word/2010/wordprocessingInk" xmlns:wne="http://schemas.microsoft.com/office/word/2006/wordml" xmlns:wps="http://schemas.microsoft.com/office/word/2010/wordprocessingShape" mc:Ignorable="w14 w15 w16se w16cid w16 w16cex w16sdtdh w16sdtfl w16du wp14">
   <w:p>
     <w:pPr>
       <w:spacing w:after="0"/>
@@ -10296,7 +10714,7 @@
             </wp:anchor>
           </w:drawing>
         </mc:Choice>
-        <mc:Fallback>
+        <mc:Fallback xmlns:w16cei="http://schemas.microsoft.com/office/word/2026/wordml/cei">
           <w:pict>
             <v:group w14:anchorId="4EE6BFE8" id="Group 12209" o:spid="_x0000_s1026" style="position:absolute;left:0;text-align:left;margin-left:24pt;margin-top:24pt;width:547.65pt;height:43.55pt;z-index:251658240;mso-position-horizontal-relative:page;mso-position-vertical-relative:page" coordsize="69550,5530" o:gfxdata="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">
               <v:shapetype id="_x0000_t75" coordsize="21600,21600" o:spt="75" o:preferrelative="t" path="m@4@5l@4@11@9@11@9@5xe" filled="f" stroked="f">
@@ -11105,7 +11523,7 @@
             </wp:anchor>
           </w:drawing>
         </mc:Choice>
-        <mc:Fallback>
+        <mc:Fallback xmlns:w16cei="http://schemas.microsoft.com/office/word/2026/wordml/cei">
           <w:pict>
             <v:group w14:anchorId="331F045F" id="Group 12261" o:spid="_x0000_s1026" style="position:absolute;margin-left:24pt;margin-top:25.4pt;width:547.65pt;height:791.1pt;z-index:-251657216;mso-position-horizontal-relative:page;mso-position-vertical-relative:page" coordsize="69550,100469" o:gfxdata="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">
               <v:shape id="Picture 12268" o:spid="_x0000_s1027" type="#_x0000_t75" style="position:absolute;left:20471;top:42800;width:28573;height:14859;visibility:visible;mso-wrap-style:square" o:gfxdata="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">
@@ -11146,7 +11564,7 @@
 </file>
 
 <file path=word/header2.xml><?xml version="1.0" encoding="utf-8"?>
-<w:hdr xmlns:wpc="http://schemas.microsoft.com/office/word/2010/wordprocessingCanvas" xmlns:cx="http://schemas.microsoft.com/office/drawing/2014/chartex" xmlns:cx1="http://schemas.microsoft.com/office/drawing/2015/9/8/chartex" xmlns:cx2="http://schemas.microsoft.com/office/drawing/2015/10/21/chartex" xmlns:cx3="http://schemas.microsoft.com/office/drawing/2016/5/9/chartex" xmlns:cx4="http://schemas.microsoft.com/office/drawing/2016/5/10/chartex" xmlns:cx5="http://schemas.microsoft.com/office/drawing/2016/5/11/chartex" xmlns:cx6="http://schemas.microsoft.com/office/drawing/2016/5/12/chartex" xmlns:cx7="http://schemas.microsoft.com/office/drawing/2016/5/13/chartex" xmlns:cx8="http://schemas.microsoft.com/office/drawing/2016/5/14/chartex" xmlns:mc="http://schemas.openxmlformats.org/markup-compatibility/2006" xmlns:aink="http://schemas.microsoft.com/office/drawing/2016/ink" xmlns:am3d="http://schemas.microsoft.com/office/drawing/2017/model3d" xmlns:o="urn:schemas-microsoft-com:office:office" xmlns:oel="http://schemas.microsoft.com/office/2019/extlst" xmlns:r="http://schemas.openxmlformats.org/officeDocument/2006/relationships" xmlns:m="http://schemas.openxmlformats.org/officeDocument/2006/math" xmlns:v="urn:schemas-microsoft-com:vml" xmlns:wp14="http://schemas.microsoft.com/office/word/2010/wordprocessingDrawing" xmlns:wp="http://schemas.openxmlformats.org/drawingml/2006/wordprocessingDrawing" xmlns:w10="urn:schemas-microsoft-com:office:word" xmlns:w="http://schemas.openxmlformats.org/wordprocessingml/2006/main" xmlns:w14="http://schemas.microsoft.com/office/word/2010/wordml" xmlns:w15="http://schemas.microsoft.com/office/word/2012/wordml" xmlns:w16cei="http://schemas.microsoft.com/office/word/2026/wordml/cei" xmlns:w16cex="http://schemas.microsoft.com/office/word/2018/wordml/cex" xmlns:w16cid="http://schemas.microsoft.com/office/word/2016/wordml/cid" xmlns:w16="http://schemas.microsoft.com/office/word/2018/wordml" xmlns:w16du="http://schemas.microsoft.com/office/word/2023/wordml/word16du" xmlns:w16sdtdh="http://schemas.microsoft.com/office/word/2020/wordml/sdtdatahash" xmlns:w16sdtfl="http://schemas.microsoft.com/office/word/2024/wordml/sdtformatlock" xmlns:w16se="http://schemas.microsoft.com/office/word/2015/wordml/symex" xmlns:wpg="http://schemas.microsoft.com/office/word/2010/wordprocessingGroup" xmlns:wpi="http://schemas.microsoft.com/office/word/2010/wordprocessingInk" xmlns:wne="http://schemas.microsoft.com/office/word/2006/wordml" xmlns:wps="http://schemas.microsoft.com/office/word/2010/wordprocessingShape" mc:Ignorable="w14 w15 w16se w16cid w16 w16cex w16sdtdh w16sdtfl w16du wp14">
+<w:hdr xmlns:wpc="http://schemas.microsoft.com/office/word/2010/wordprocessingCanvas" xmlns:cx="http://schemas.microsoft.com/office/drawing/2014/chartex" xmlns:cx1="http://schemas.microsoft.com/office/drawing/2015/9/8/chartex" xmlns:cx2="http://schemas.microsoft.com/office/drawing/2015/10/21/chartex" xmlns:cx3="http://schemas.microsoft.com/office/drawing/2016/5/9/chartex" xmlns:cx4="http://schemas.microsoft.com/office/drawing/2016/5/10/chartex" xmlns:cx5="http://schemas.microsoft.com/office/drawing/2016/5/11/chartex" xmlns:cx6="http://schemas.microsoft.com/office/drawing/2016/5/12/chartex" xmlns:cx7="http://schemas.microsoft.com/office/drawing/2016/5/13/chartex" xmlns:cx8="http://schemas.microsoft.com/office/drawing/2016/5/14/chartex" xmlns:mc="http://schemas.openxmlformats.org/markup-compatibility/2006" xmlns:aink="http://schemas.microsoft.com/office/drawing/2016/ink" xmlns:am3d="http://schemas.microsoft.com/office/drawing/2017/model3d" xmlns:o="urn:schemas-microsoft-com:office:office" xmlns:oel="http://schemas.microsoft.com/office/2019/extlst" xmlns:r="http://schemas.openxmlformats.org/officeDocument/2006/relationships" xmlns:m="http://schemas.openxmlformats.org/officeDocument/2006/math" xmlns:v="urn:schemas-microsoft-com:vml" xmlns:wp14="http://schemas.microsoft.com/office/word/2010/wordprocessingDrawing" xmlns:wp="http://schemas.openxmlformats.org/drawingml/2006/wordprocessingDrawing" xmlns:w10="urn:schemas-microsoft-com:office:word" xmlns:w="http://schemas.openxmlformats.org/wordprocessingml/2006/main" xmlns:w14="http://schemas.microsoft.com/office/word/2010/wordml" xmlns:w15="http://schemas.microsoft.com/office/word/2012/wordml" xmlns:w16cex="http://schemas.microsoft.com/office/word/2018/wordml/cex" xmlns:w16cid="http://schemas.microsoft.com/office/word/2016/wordml/cid" xmlns:w16="http://schemas.microsoft.com/office/word/2018/wordml" xmlns:w16du="http://schemas.microsoft.com/office/word/2023/wordml/word16du" xmlns:w16sdtdh="http://schemas.microsoft.com/office/word/2020/wordml/sdtdatahash" xmlns:w16sdtfl="http://schemas.microsoft.com/office/word/2024/wordml/sdtformatlock" xmlns:w16se="http://schemas.microsoft.com/office/word/2015/wordml/symex" xmlns:wpg="http://schemas.microsoft.com/office/word/2010/wordprocessingGroup" xmlns:wpi="http://schemas.microsoft.com/office/word/2010/wordprocessingInk" xmlns:wne="http://schemas.microsoft.com/office/word/2006/wordml" xmlns:wps="http://schemas.microsoft.com/office/word/2010/wordprocessingShape" mc:Ignorable="w14 w15 w16se w16cid w16 w16cex w16sdtdh w16sdtfl w16du wp14">
   <w:p>
     <w:pPr>
       <w:spacing w:after="0"/>
@@ -11159,16 +11577,16 @@
       <mc:AlternateContent>
         <mc:Choice Requires="wpg">
           <w:drawing>
-            <wp:anchor distT="0" distB="0" distL="114300" distR="114300" simplePos="0" relativeHeight="251660288" behindDoc="0" locked="0" layoutInCell="1" allowOverlap="1" wp14:anchorId="5BDF7BF6" wp14:editId="27A37BA3">
+            <wp:anchor distT="0" distB="0" distL="114300" distR="114300" simplePos="0" relativeHeight="251660288" behindDoc="0" locked="0" layoutInCell="1" allowOverlap="1" wp14:anchorId="5BDF7BF6" wp14:editId="6E27B1FC">
               <wp:simplePos x="0" y="0"/>
               <wp:positionH relativeFrom="page">
-                <wp:posOffset>304800</wp:posOffset>
+                <wp:posOffset>301925</wp:posOffset>
               </wp:positionH>
               <wp:positionV relativeFrom="page">
-                <wp:posOffset>304800</wp:posOffset>
+                <wp:posOffset>301925</wp:posOffset>
               </wp:positionV>
               <wp:extent cx="6954520" cy="561340"/>
-              <wp:effectExtent l="0" t="0" r="0" b="0"/>
+              <wp:effectExtent l="0" t="0" r="17780" b="0"/>
               <wp:wrapSquare wrapText="bothSides"/>
               <wp:docPr id="12107" name="Group 12107"/>
               <wp:cNvGraphicFramePr/>
@@ -11186,32 +11604,11 @@
                     </wpg:grpSpPr>
                     <pic:pic xmlns:pic="http://schemas.openxmlformats.org/drawingml/2006/picture">
                       <pic:nvPicPr>
-                        <pic:cNvPr id="12108" name="Picture 12108"/>
+                        <pic:cNvPr id="12109" name="Picture 12109"/>
                         <pic:cNvPicPr/>
                       </pic:nvPicPr>
                       <pic:blipFill>
                         <a:blip r:embed="rId1"/>
-                        <a:stretch>
-                          <a:fillRect/>
-                        </a:stretch>
-                      </pic:blipFill>
-                      <pic:spPr>
-                        <a:xfrm>
-                          <a:off x="200393" y="95986"/>
-                          <a:ext cx="1160488" cy="457098"/>
-                        </a:xfrm>
-                        <a:prstGeom prst="rect">
-                          <a:avLst/>
-                        </a:prstGeom>
-                      </pic:spPr>
-                    </pic:pic>
-                    <pic:pic xmlns:pic="http://schemas.openxmlformats.org/drawingml/2006/picture">
-                      <pic:nvPicPr>
-                        <pic:cNvPr id="12109" name="Picture 12109"/>
-                        <pic:cNvPicPr/>
-                      </pic:nvPicPr>
-                      <pic:blipFill>
-                        <a:blip r:embed="rId2"/>
                         <a:stretch>
                           <a:fillRect/>
                         </a:stretch>
@@ -11342,7 +11739,7 @@
                         <pic:cNvPicPr/>
                       </pic:nvPicPr>
                       <pic:blipFill>
-                        <a:blip r:embed="rId3"/>
+                        <a:blip r:embed="rId2"/>
                         <a:stretch>
                           <a:fillRect/>
                         </a:stretch>
@@ -11468,7 +11865,7 @@
                         <pic:cNvPicPr/>
                       </pic:nvPicPr>
                       <pic:blipFill>
-                        <a:blip r:embed="rId4"/>
+                        <a:blip r:embed="rId3"/>
                         <a:stretch>
                           <a:fillRect/>
                         </a:stretch>
@@ -11513,7 +11910,7 @@
                         <pic:cNvPicPr/>
                       </pic:nvPicPr>
                       <pic:blipFill>
-                        <a:blip r:embed="rId5"/>
+                        <a:blip r:embed="rId4"/>
                         <a:stretch>
                           <a:fillRect/>
                         </a:stretch>
@@ -11562,7 +11959,7 @@
                         <pic:cNvPicPr/>
                       </pic:nvPicPr>
                       <pic:blipFill>
-                        <a:blip r:embed="rId4"/>
+                        <a:blip r:embed="rId3"/>
                         <a:stretch>
                           <a:fillRect/>
                         </a:stretch>
@@ -11635,7 +12032,7 @@
                         <pic:cNvPicPr/>
                       </pic:nvPicPr>
                       <pic:blipFill>
-                        <a:blip r:embed="rId6"/>
+                        <a:blip r:embed="rId5"/>
                         <a:stretch>
                           <a:fillRect/>
                         </a:stretch>
@@ -11684,7 +12081,7 @@
                         <pic:cNvPicPr/>
                       </pic:nvPicPr>
                       <pic:blipFill>
-                        <a:blip r:embed="rId4"/>
+                        <a:blip r:embed="rId3"/>
                         <a:stretch>
                           <a:fillRect/>
                         </a:stretch>
@@ -11757,7 +12154,7 @@
                         <pic:cNvPicPr/>
                       </pic:nvPicPr>
                       <pic:blipFill>
-                        <a:blip r:embed="rId7"/>
+                        <a:blip r:embed="rId6"/>
                         <a:stretch>
                           <a:fillRect/>
                         </a:stretch>
@@ -11830,7 +12227,7 @@
                         <pic:cNvPicPr/>
                       </pic:nvPicPr>
                       <pic:blipFill>
-                        <a:blip r:embed="rId8"/>
+                        <a:blip r:embed="rId7"/>
                         <a:stretch>
                           <a:fillRect/>
                         </a:stretch>
@@ -11903,7 +12300,7 @@
                         <pic:cNvPicPr/>
                       </pic:nvPicPr>
                       <pic:blipFill>
-                        <a:blip r:embed="rId9"/>
+                        <a:blip r:embed="rId8"/>
                         <a:stretch>
                           <a:fillRect/>
                         </a:stretch>
@@ -11976,7 +12373,7 @@
                         <pic:cNvPicPr/>
                       </pic:nvPicPr>
                       <pic:blipFill>
-                        <a:blip r:embed="rId10"/>
+                        <a:blip r:embed="rId9"/>
                         <a:stretch>
                           <a:fillRect/>
                         </a:stretch>
@@ -12765,7 +13162,7 @@
         </mc:Choice>
         <mc:Fallback>
           <w:pict>
-            <v:group w14:anchorId="5BDF7BF6" id="Group 12107" o:spid="_x0000_s1075" style="position:absolute;margin-left:24pt;margin-top:24pt;width:547.6pt;height:44.2pt;z-index:251660288;mso-position-horizontal-relative:page;mso-position-vertical-relative:page;mso-height-relative:margin" coordsize="69550,5614" o:gfxdata="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">
+            <v:group w14:anchorId="5BDF7BF6" id="Group 12107" o:spid="_x0000_s1075" style="position:absolute;margin-left:23.75pt;margin-top:23.75pt;width:547.6pt;height:44.2pt;z-index:251660288;mso-position-horizontal-relative:page;mso-position-vertical-relative:page;mso-height-relative:margin" coordsize="69550,5614" o:gfxdata="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">
               <v:shapetype id="_x0000_t75" coordsize="21600,21600" o:spt="75" o:preferrelative="t" path="m@4@5l@4@11@9@11@9@5xe" filled="f" stroked="f">
                 <v:stroke joinstyle="miter"/>
                 <v:formulas>
@@ -12785,13 +13182,10 @@
                 <v:path o:extrusionok="f" gradientshapeok="t" o:connecttype="rect"/>
                 <o:lock v:ext="edit" aspectratio="t"/>
               </v:shapetype>
-              <v:shape id="Picture 12108" o:spid="_x0000_s1076" type="#_x0000_t75" style="position:absolute;left:2003;top:959;width:11605;height:4571;visibility:visible;mso-wrap-style:square" o:gfxdata="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">
-                <v:imagedata r:id="rId11" o:title=""/>
+              <v:shape id="Picture 12109" o:spid="_x0000_s1076" type="#_x0000_t75" style="position:absolute;left:3810;top:1809;width:412;height:1874;visibility:visible;mso-wrap-style:square" o:gfxdata="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">
+                <v:imagedata r:id="rId10" o:title=""/>
               </v:shape>
-              <v:shape id="Picture 12109" o:spid="_x0000_s1077" type="#_x0000_t75" style="position:absolute;left:3810;top:1809;width:412;height:1874;visibility:visible;mso-wrap-style:square" o:gfxdata="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">
-                <v:imagedata r:id="rId12" o:title=""/>
-              </v:shape>
-              <v:rect id="Rectangle 12134" o:spid="_x0000_s1078" style="position:absolute;left:3813;top:2099;width:420;height:1892;visibility:visible;mso-wrap-style:square;v-text-anchor:top" o:gfxdata="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" filled="f" stroked="f">
+              <v:rect id="Rectangle 12134" o:spid="_x0000_s1077" style="position:absolute;left:3813;top:2099;width:420;height:1892;visibility:visible;mso-wrap-style:square;v-text-anchor:top" o:gfxdata="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" filled="f" stroked="f">
                 <v:textbox inset="0,0,0,0">
                   <w:txbxContent>
                     <w:p>
@@ -12802,7 +13196,7 @@
                   </w:txbxContent>
                 </v:textbox>
               </v:rect>
-              <v:rect id="Rectangle 12135" o:spid="_x0000_s1079" style="position:absolute;left:4130;top:2099;width:420;height:1892;visibility:visible;mso-wrap-style:square;v-text-anchor:top" o:gfxdata="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" filled="f" stroked="f">
+              <v:rect id="Rectangle 12135" o:spid="_x0000_s1078" style="position:absolute;left:4130;top:2099;width:420;height:1892;visibility:visible;mso-wrap-style:square;v-text-anchor:top" o:gfxdata="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" filled="f" stroked="f">
                 <v:textbox inset="0,0,0,0">
                   <w:txbxContent>
                     <w:p>
@@ -12813,14 +13207,14 @@
                   </w:txbxContent>
                 </v:textbox>
               </v:rect>
-              <v:shape id="Shape 12790" o:spid="_x0000_s1080" style="position:absolute;left:14089;top:1524;width:51432;height:3427;visibility:visible;mso-wrap-style:square;v-text-anchor:top" coordsize="5143246,342773" o:gfxdata="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" path="m,l5143246,r,342773l,342773,,e" fillcolor="#5b9bd5" stroked="f" strokeweight="0">
+              <v:shape id="Shape 12790" o:spid="_x0000_s1079" style="position:absolute;left:14089;top:1524;width:51432;height:3427;visibility:visible;mso-wrap-style:square;v-text-anchor:top" coordsize="5143246,342773" o:gfxdata="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" path="m,l5143246,r,342773l,342773,,e" fillcolor="#5b9bd5" stroked="f" strokeweight="0">
                 <v:stroke miterlimit="83231f" joinstyle="miter"/>
                 <v:path arrowok="t" textboxrect="0,0,5143246,342773"/>
               </v:shape>
-              <v:shape id="Picture 12111" o:spid="_x0000_s1081" type="#_x0000_t75" style="position:absolute;left:31146;top:2444;width:4953;height:2763;visibility:visible;mso-wrap-style:square" o:gfxdata="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">
-                <v:imagedata r:id="rId13" o:title=""/>
+              <v:shape id="Picture 12111" o:spid="_x0000_s1080" type="#_x0000_t75" style="position:absolute;left:31146;top:2444;width:4953;height:2763;visibility:visible;mso-wrap-style:square" o:gfxdata="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">
+                <v:imagedata r:id="rId11" o:title=""/>
               </v:shape>
-              <v:rect id="Rectangle 12138" o:spid="_x0000_s1082" style="position:absolute;left:25332;top:2070;width:29436;height:2753;visibility:visible;mso-wrap-style:square;v-text-anchor:top" o:gfxdata="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" filled="f" stroked="f">
+              <v:rect id="Rectangle 12138" o:spid="_x0000_s1081" style="position:absolute;left:25332;top:2070;width:29436;height:2753;visibility:visible;mso-wrap-style:square;v-text-anchor:top" o:gfxdata="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" filled="f" stroked="f">
                 <v:textbox inset="0,0,0,0">
                   <w:txbxContent>
                     <w:p>
@@ -12880,7 +13274,7 @@
                   </w:txbxContent>
                 </v:textbox>
               </v:rect>
-              <v:rect id="Rectangle 12139" o:spid="_x0000_s1083" style="position:absolute;left:34878;top:3337;width:419;height:1893;visibility:visible;mso-wrap-style:square;v-text-anchor:top" o:gfxdata="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" filled="f" stroked="f">
+              <v:rect id="Rectangle 12139" o:spid="_x0000_s1082" style="position:absolute;left:34878;top:3337;width:419;height:1893;visibility:visible;mso-wrap-style:square;v-text-anchor:top" o:gfxdata="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" filled="f" stroked="f">
                 <v:textbox inset="0,0,0,0">
                   <w:txbxContent>
                     <w:p>
@@ -12891,20 +13285,20 @@
                   </w:txbxContent>
                 </v:textbox>
               </v:rect>
-              <v:shape id="Picture 12112" o:spid="_x0000_s1084" type="#_x0000_t75" style="position:absolute;left:34861;top:2444;width:826;height:2763;visibility:visible;mso-wrap-style:square" o:gfxdata="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">
-                <v:imagedata r:id="rId14" o:title=""/>
+              <v:shape id="Picture 12112" o:spid="_x0000_s1083" type="#_x0000_t75" style="position:absolute;left:34861;top:2444;width:826;height:2763;visibility:visible;mso-wrap-style:square" o:gfxdata="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">
+                <v:imagedata r:id="rId12" o:title=""/>
               </v:shape>
-              <v:rect id="Rectangle 12140" o:spid="_x0000_s1085" style="position:absolute;left:34878;top:2861;width:826;height:2753;visibility:visible;mso-wrap-style:square;v-text-anchor:top" o:gfxdata="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" filled="f" stroked="f">
+              <v:rect id="Rectangle 12140" o:spid="_x0000_s1084" style="position:absolute;left:34878;top:2861;width:826;height:2753;visibility:visible;mso-wrap-style:square;v-text-anchor:top" o:gfxdata="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" filled="f" stroked="f">
                 <v:textbox inset="0,0,0,0">
                   <w:txbxContent>
                     <w:p/>
                   </w:txbxContent>
                 </v:textbox>
               </v:rect>
-              <v:shape id="Picture 12113" o:spid="_x0000_s1086" type="#_x0000_t75" style="position:absolute;left:35496;top:2444;width:3048;height:2763;visibility:visible;mso-wrap-style:square" o:gfxdata="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">
-                <v:imagedata r:id="rId15" o:title=""/>
+              <v:shape id="Picture 12113" o:spid="_x0000_s1085" type="#_x0000_t75" style="position:absolute;left:35496;top:2444;width:3048;height:2763;visibility:visible;mso-wrap-style:square" o:gfxdata="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">
+                <v:imagedata r:id="rId13" o:title=""/>
               </v:shape>
-              <v:rect id="Rectangle 12143" o:spid="_x0000_s1087" style="position:absolute;left:37799;top:3337;width:419;height:1893;visibility:visible;mso-wrap-style:square;v-text-anchor:top" o:gfxdata="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" filled="f" stroked="f">
+              <v:rect id="Rectangle 12143" o:spid="_x0000_s1086" style="position:absolute;left:37799;top:3337;width:419;height:1893;visibility:visible;mso-wrap-style:square;v-text-anchor:top" o:gfxdata="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" filled="f" stroked="f">
                 <v:textbox inset="0,0,0,0">
                   <w:txbxContent>
                     <w:p>
@@ -12915,17 +13309,17 @@
                   </w:txbxContent>
                 </v:textbox>
               </v:rect>
-              <v:shape id="Picture 12114" o:spid="_x0000_s1088" type="#_x0000_t75" style="position:absolute;left:37782;top:2444;width:826;height:2763;visibility:visible;mso-wrap-style:square" o:gfxdata="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">
-                <v:imagedata r:id="rId14" o:title=""/>
+              <v:shape id="Picture 12114" o:spid="_x0000_s1087" type="#_x0000_t75" style="position:absolute;left:37782;top:2444;width:826;height:2763;visibility:visible;mso-wrap-style:square" o:gfxdata="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">
+                <v:imagedata r:id="rId12" o:title=""/>
               </v:shape>
-              <v:rect id="Rectangle 12144" o:spid="_x0000_s1089" style="position:absolute;left:37799;top:2861;width:826;height:2753;visibility:visible;mso-wrap-style:square;v-text-anchor:top" o:gfxdata="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" filled="f" stroked="f">
+              <v:rect id="Rectangle 12144" o:spid="_x0000_s1088" style="position:absolute;left:37799;top:2861;width:826;height:2753;visibility:visible;mso-wrap-style:square;v-text-anchor:top" o:gfxdata="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" filled="f" stroked="f">
                 <v:textbox inset="0,0,0,0">
                   <w:txbxContent>
                     <w:p/>
                   </w:txbxContent>
                 </v:textbox>
               </v:rect>
-              <v:rect id="Rectangle 12145" o:spid="_x0000_s1090" style="position:absolute;left:38434;top:3337;width:419;height:1893;visibility:visible;mso-wrap-style:square;v-text-anchor:top" o:gfxdata="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" filled="f" stroked="f">
+              <v:rect id="Rectangle 12145" o:spid="_x0000_s1089" style="position:absolute;left:38434;top:3337;width:419;height:1893;visibility:visible;mso-wrap-style:square;v-text-anchor:top" o:gfxdata="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" filled="f" stroked="f">
                 <v:textbox inset="0,0,0,0">
                   <w:txbxContent>
                     <w:p>
@@ -12936,10 +13330,10 @@
                   </w:txbxContent>
                 </v:textbox>
               </v:rect>
-              <v:shape id="Picture 12115" o:spid="_x0000_s1091" type="#_x0000_t75" style="position:absolute;left:38417;top:2444;width:4826;height:2763;visibility:visible;mso-wrap-style:square" o:gfxdata="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">
-                <v:imagedata r:id="rId16" o:title=""/>
+              <v:shape id="Picture 12115" o:spid="_x0000_s1090" type="#_x0000_t75" style="position:absolute;left:38417;top:2444;width:4826;height:2763;visibility:visible;mso-wrap-style:square" o:gfxdata="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">
+                <v:imagedata r:id="rId14" o:title=""/>
               </v:shape>
-              <v:rect id="Rectangle 12147" o:spid="_x0000_s1092" style="position:absolute;left:42056;top:3337;width:419;height:1893;visibility:visible;mso-wrap-style:square;v-text-anchor:top" o:gfxdata="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" filled="f" stroked="f">
+              <v:rect id="Rectangle 12147" o:spid="_x0000_s1091" style="position:absolute;left:42056;top:3337;width:419;height:1893;visibility:visible;mso-wrap-style:square;v-text-anchor:top" o:gfxdata="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" filled="f" stroked="f">
                 <v:textbox inset="0,0,0,0">
                   <w:txbxContent>
                     <w:p>
@@ -12950,17 +13344,17 @@
                   </w:txbxContent>
                 </v:textbox>
               </v:rect>
-              <v:shape id="Picture 12116" o:spid="_x0000_s1093" type="#_x0000_t75" style="position:absolute;left:42037;top:2444;width:825;height:2763;visibility:visible;mso-wrap-style:square" o:gfxdata="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">
-                <v:imagedata r:id="rId14" o:title=""/>
+              <v:shape id="Picture 12116" o:spid="_x0000_s1092" type="#_x0000_t75" style="position:absolute;left:42037;top:2444;width:825;height:2763;visibility:visible;mso-wrap-style:square" o:gfxdata="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">
+                <v:imagedata r:id="rId12" o:title=""/>
               </v:shape>
-              <v:rect id="Rectangle 12148" o:spid="_x0000_s1094" style="position:absolute;left:42056;top:2861;width:827;height:2753;visibility:visible;mso-wrap-style:square;v-text-anchor:top" o:gfxdata="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" filled="f" stroked="f">
+              <v:rect id="Rectangle 12148" o:spid="_x0000_s1093" style="position:absolute;left:42056;top:2861;width:827;height:2753;visibility:visible;mso-wrap-style:square;v-text-anchor:top" o:gfxdata="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" filled="f" stroked="f">
                 <v:textbox inset="0,0,0,0">
                   <w:txbxContent>
                     <w:p/>
                   </w:txbxContent>
                 </v:textbox>
               </v:rect>
-              <v:rect id="Rectangle 12149" o:spid="_x0000_s1095" style="position:absolute;left:42691;top:3337;width:419;height:1893;visibility:visible;mso-wrap-style:square;v-text-anchor:top" o:gfxdata="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" filled="f" stroked="f">
+              <v:rect id="Rectangle 12149" o:spid="_x0000_s1094" style="position:absolute;left:42691;top:3337;width:419;height:1893;visibility:visible;mso-wrap-style:square;v-text-anchor:top" o:gfxdata="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" filled="f" stroked="f">
                 <v:textbox inset="0,0,0,0">
                   <w:txbxContent>
                     <w:p>
@@ -12971,17 +13365,17 @@
                   </w:txbxContent>
                 </v:textbox>
               </v:rect>
-              <v:shape id="Picture 12117" o:spid="_x0000_s1096" type="#_x0000_t75" style="position:absolute;left:42672;top:2444;width:2349;height:2763;visibility:visible;mso-wrap-style:square" o:gfxdata="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">
-                <v:imagedata r:id="rId17" o:title=""/>
+              <v:shape id="Picture 12117" o:spid="_x0000_s1095" type="#_x0000_t75" style="position:absolute;left:42672;top:2444;width:2349;height:2763;visibility:visible;mso-wrap-style:square" o:gfxdata="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">
+                <v:imagedata r:id="rId15" o:title=""/>
               </v:shape>
-              <v:rect id="Rectangle 12150" o:spid="_x0000_s1097" style="position:absolute;left:42691;top:2861;width:2362;height:2753;visibility:visible;mso-wrap-style:square;v-text-anchor:top" o:gfxdata="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" filled="f" stroked="f">
+              <v:rect id="Rectangle 12150" o:spid="_x0000_s1096" style="position:absolute;left:42691;top:2861;width:2362;height:2753;visibility:visible;mso-wrap-style:square;v-text-anchor:top" o:gfxdata="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" filled="f" stroked="f">
                 <v:textbox inset="0,0,0,0">
                   <w:txbxContent>
                     <w:p/>
                   </w:txbxContent>
                 </v:textbox>
               </v:rect>
-              <v:rect id="Rectangle 12151" o:spid="_x0000_s1098" style="position:absolute;left:44469;top:3337;width:419;height:1893;visibility:visible;mso-wrap-style:square;v-text-anchor:top" o:gfxdata="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" filled="f" stroked="f">
+              <v:rect id="Rectangle 12151" o:spid="_x0000_s1097" style="position:absolute;left:44469;top:3337;width:419;height:1893;visibility:visible;mso-wrap-style:square;v-text-anchor:top" o:gfxdata="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" filled="f" stroked="f">
                 <v:textbox inset="0,0,0,0">
                   <w:txbxContent>
                     <w:p>
@@ -12992,17 +13386,17 @@
                   </w:txbxContent>
                 </v:textbox>
               </v:rect>
-              <v:shape id="Picture 12118" o:spid="_x0000_s1099" type="#_x0000_t75" style="position:absolute;left:44450;top:2444;width:1143;height:2763;visibility:visible;mso-wrap-style:square" o:gfxdata="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">
-                <v:imagedata r:id="rId18" o:title=""/>
+              <v:shape id="Picture 12118" o:spid="_x0000_s1098" type="#_x0000_t75" style="position:absolute;left:44450;top:2444;width:1143;height:2763;visibility:visible;mso-wrap-style:square" o:gfxdata="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">
+                <v:imagedata r:id="rId16" o:title=""/>
               </v:shape>
-              <v:rect id="Rectangle 12152" o:spid="_x0000_s1100" style="position:absolute;left:44469;top:2861;width:1162;height:2753;visibility:visible;mso-wrap-style:square;v-text-anchor:top" o:gfxdata="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" filled="f" stroked="f">
+              <v:rect id="Rectangle 12152" o:spid="_x0000_s1099" style="position:absolute;left:44469;top:2861;width:1162;height:2753;visibility:visible;mso-wrap-style:square;v-text-anchor:top" o:gfxdata="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" filled="f" stroked="f">
                 <v:textbox inset="0,0,0,0">
                   <w:txbxContent>
                     <w:p/>
                   </w:txbxContent>
                 </v:textbox>
               </v:rect>
-              <v:rect id="Rectangle 12154" o:spid="_x0000_s1101" style="position:absolute;left:45358;top:3337;width:419;height:1893;visibility:visible;mso-wrap-style:square;v-text-anchor:top" o:gfxdata="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" filled="f" stroked="f">
+              <v:rect id="Rectangle 12154" o:spid="_x0000_s1100" style="position:absolute;left:45358;top:3337;width:419;height:1893;visibility:visible;mso-wrap-style:square;v-text-anchor:top" o:gfxdata="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" filled="f" stroked="f">
                 <v:textbox inset="0,0,0,0">
                   <w:txbxContent>
                     <w:p>
@@ -13013,17 +13407,17 @@
                   </w:txbxContent>
                 </v:textbox>
               </v:rect>
-              <v:shape id="Picture 12119" o:spid="_x0000_s1102" type="#_x0000_t75" style="position:absolute;left:45307;top:2444;width:4191;height:2763;visibility:visible;mso-wrap-style:square" o:gfxdata="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">
-                <v:imagedata r:id="rId19" o:title=""/>
+              <v:shape id="Picture 12119" o:spid="_x0000_s1101" type="#_x0000_t75" style="position:absolute;left:45307;top:2444;width:4191;height:2763;visibility:visible;mso-wrap-style:square" o:gfxdata="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">
+                <v:imagedata r:id="rId17" o:title=""/>
               </v:shape>
-              <v:rect id="Rectangle 12153" o:spid="_x0000_s1103" style="position:absolute;left:45326;top:2861;width:4146;height:2753;visibility:visible;mso-wrap-style:square;v-text-anchor:top" o:gfxdata="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" filled="f" stroked="f">
+              <v:rect id="Rectangle 12153" o:spid="_x0000_s1102" style="position:absolute;left:45326;top:2861;width:4146;height:2753;visibility:visible;mso-wrap-style:square;v-text-anchor:top" o:gfxdata="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" filled="f" stroked="f">
                 <v:textbox inset="0,0,0,0">
                   <w:txbxContent>
                     <w:p/>
                   </w:txbxContent>
                 </v:textbox>
               </v:rect>
-              <v:rect id="Rectangle 12155" o:spid="_x0000_s1104" style="position:absolute;left:48440;top:3337;width:420;height:1893;visibility:visible;mso-wrap-style:square;v-text-anchor:top" o:gfxdata="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" filled="f" stroked="f">
+              <v:rect id="Rectangle 12155" o:spid="_x0000_s1103" style="position:absolute;left:48440;top:3337;width:420;height:1893;visibility:visible;mso-wrap-style:square;v-text-anchor:top" o:gfxdata="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" filled="f" stroked="f">
                 <v:textbox inset="0,0,0,0">
                   <w:txbxContent>
                     <w:p>
@@ -13034,10 +13428,10 @@
                   </w:txbxContent>
                 </v:textbox>
               </v:rect>
-              <v:shape id="Picture 12120" o:spid="_x0000_s1105" type="#_x0000_t75" style="position:absolute;left:48482;top:2444;width:603;height:2763;visibility:visible;mso-wrap-style:square" o:gfxdata="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">
-                <v:imagedata r:id="rId20" o:title=""/>
+              <v:shape id="Picture 12120" o:spid="_x0000_s1104" type="#_x0000_t75" style="position:absolute;left:48482;top:2444;width:603;height:2763;visibility:visible;mso-wrap-style:square" o:gfxdata="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">
+                <v:imagedata r:id="rId18" o:title=""/>
               </v:shape>
-              <v:rect id="Rectangle 12136" o:spid="_x0000_s1106" style="position:absolute;left:48505;top:2258;width:610;height:2752;visibility:visible;mso-wrap-style:square;v-text-anchor:top" o:gfxdata="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" filled="f" stroked="f">
+              <v:rect id="Rectangle 12136" o:spid="_x0000_s1105" style="position:absolute;left:48505;top:2258;width:610;height:2752;visibility:visible;mso-wrap-style:square;v-text-anchor:top" o:gfxdata="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" filled="f" stroked="f">
                 <v:textbox inset="0,0,0,0">
                   <w:txbxContent>
                     <w:p>
@@ -13053,7 +13447,7 @@
                   </w:txbxContent>
                 </v:textbox>
               </v:rect>
-              <v:rect id="Rectangle 12137" o:spid="_x0000_s1107" style="position:absolute;left:48948;top:2734;width:420;height:1892;visibility:visible;mso-wrap-style:square;v-text-anchor:top" o:gfxdata="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" filled="f" stroked="f">
+              <v:rect id="Rectangle 12137" o:spid="_x0000_s1106" style="position:absolute;left:48948;top:2734;width:420;height:1892;visibility:visible;mso-wrap-style:square;v-text-anchor:top" o:gfxdata="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" filled="f" stroked="f">
                 <v:textbox inset="0,0,0,0">
                   <w:txbxContent>
                     <w:p>
@@ -13064,55 +13458,55 @@
                   </w:txbxContent>
                 </v:textbox>
               </v:rect>
-              <v:shape id="Shape 12791" o:spid="_x0000_s1108" style="position:absolute;width:91;height:182;visibility:visible;mso-wrap-style:square;v-text-anchor:top" coordsize="9144,18288" o:gfxdata="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" path="m,l9144,r,18288l,18288,,e" fillcolor="black" stroked="f" strokeweight="0">
+              <v:shape id="Shape 12791" o:spid="_x0000_s1107" style="position:absolute;width:91;height:182;visibility:visible;mso-wrap-style:square;v-text-anchor:top" coordsize="9144,18288" o:gfxdata="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" path="m,l9144,r,18288l,18288,,e" fillcolor="black" stroked="f" strokeweight="0">
                 <v:stroke miterlimit="83231f" joinstyle="miter"/>
                 <v:path arrowok="t" textboxrect="0,0,9144,18288"/>
               </v:shape>
-              <v:shape id="Shape 12792" o:spid="_x0000_s1109" style="position:absolute;width:182;height:91;visibility:visible;mso-wrap-style:square;v-text-anchor:top" coordsize="18288,9144" o:gfxdata="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" path="m,l18288,r,9144l,9144,,e" fillcolor="black" stroked="f" strokeweight="0">
+              <v:shape id="Shape 12792" o:spid="_x0000_s1108" style="position:absolute;width:182;height:91;visibility:visible;mso-wrap-style:square;v-text-anchor:top" coordsize="18288,9144" o:gfxdata="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" path="m,l18288,r,9144l,9144,,e" fillcolor="black" stroked="f" strokeweight="0">
                 <v:stroke miterlimit="83231f" joinstyle="miter"/>
                 <v:path arrowok="t" textboxrect="0,0,18288,9144"/>
               </v:shape>
-              <v:shape id="Shape 12793" o:spid="_x0000_s1110" style="position:absolute;left:60;top:60;width:92;height:122;visibility:visible;mso-wrap-style:square;v-text-anchor:top" coordsize="9144,12192" o:gfxdata="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" path="m,l9144,r,12192l,12192,,e" stroked="f" strokeweight="0">
+              <v:shape id="Shape 12793" o:spid="_x0000_s1109" style="position:absolute;left:60;top:60;width:92;height:122;visibility:visible;mso-wrap-style:square;v-text-anchor:top" coordsize="9144,12192" o:gfxdata="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" path="m,l9144,r,12192l,12192,,e" stroked="f" strokeweight="0">
                 <v:stroke miterlimit="83231f" joinstyle="miter"/>
                 <v:path arrowok="t" textboxrect="0,0,9144,12192"/>
               </v:shape>
-              <v:shape id="Shape 12794" o:spid="_x0000_s1111" style="position:absolute;left:60;top:60;width:122;height:92;visibility:visible;mso-wrap-style:square;v-text-anchor:top" coordsize="12192,9144" o:gfxdata="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" path="m,l12192,r,9144l,9144,,e" stroked="f" strokeweight="0">
+              <v:shape id="Shape 12794" o:spid="_x0000_s1110" style="position:absolute;left:60;top:60;width:122;height:92;visibility:visible;mso-wrap-style:square;v-text-anchor:top" coordsize="12192,9144" o:gfxdata="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" path="m,l12192,r,9144l,9144,,e" stroked="f" strokeweight="0">
                 <v:stroke miterlimit="83231f" joinstyle="miter"/>
                 <v:path arrowok="t" textboxrect="0,0,12192,9144"/>
               </v:shape>
-              <v:shape id="Shape 12795" o:spid="_x0000_s1112" style="position:absolute;left:121;top:121;width:92;height:92;visibility:visible;mso-wrap-style:square;v-text-anchor:top" coordsize="9144,9144" o:gfxdata="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" path="m,l9144,r,9144l,9144,,e" fillcolor="black" stroked="f" strokeweight="0">
+              <v:shape id="Shape 12795" o:spid="_x0000_s1111" style="position:absolute;left:121;top:121;width:92;height:92;visibility:visible;mso-wrap-style:square;v-text-anchor:top" coordsize="9144,9144" o:gfxdata="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" path="m,l9144,r,9144l,9144,,e" fillcolor="black" stroked="f" strokeweight="0">
                 <v:stroke miterlimit="83231f" joinstyle="miter"/>
                 <v:path arrowok="t" textboxrect="0,0,9144,9144"/>
               </v:shape>
-              <v:shape id="Shape 12796" o:spid="_x0000_s1113" style="position:absolute;left:182;width:69154;height:91;visibility:visible;mso-wrap-style:square;v-text-anchor:top" coordsize="6915404,9144" o:gfxdata="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" path="m,l6915404,r,9144l,9144,,e" fillcolor="black" stroked="f" strokeweight="0">
+              <v:shape id="Shape 12796" o:spid="_x0000_s1112" style="position:absolute;left:182;width:69154;height:91;visibility:visible;mso-wrap-style:square;v-text-anchor:top" coordsize="6915404,9144" o:gfxdata="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" path="m,l6915404,r,9144l,9144,,e" fillcolor="black" stroked="f" strokeweight="0">
                 <v:stroke miterlimit="83231f" joinstyle="miter"/>
                 <v:path arrowok="t" textboxrect="0,0,6915404,9144"/>
               </v:shape>
-              <v:shape id="Shape 12797" o:spid="_x0000_s1114" style="position:absolute;left:182;top:60;width:69154;height:92;visibility:visible;mso-wrap-style:square;v-text-anchor:top" coordsize="6915404,9144" o:gfxdata="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" path="m,l6915404,r,9144l,9144,,e" stroked="f" strokeweight="0">
+              <v:shape id="Shape 12797" o:spid="_x0000_s1113" style="position:absolute;left:182;top:60;width:69154;height:92;visibility:visible;mso-wrap-style:square;v-text-anchor:top" coordsize="6915404,9144" o:gfxdata="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" path="m,l6915404,r,9144l,9144,,e" stroked="f" strokeweight="0">
                 <v:stroke miterlimit="83231f" joinstyle="miter"/>
                 <v:path arrowok="t" textboxrect="0,0,6915404,9144"/>
               </v:shape>
-              <v:shape id="Shape 12798" o:spid="_x0000_s1115" style="position:absolute;left:182;top:121;width:69154;height:92;visibility:visible;mso-wrap-style:square;v-text-anchor:top" coordsize="6915404,9144" o:gfxdata="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" path="m,l6915404,r,9144l,9144,,e" fillcolor="black" stroked="f" strokeweight="0">
+              <v:shape id="Shape 12798" o:spid="_x0000_s1114" style="position:absolute;left:182;top:121;width:69154;height:92;visibility:visible;mso-wrap-style:square;v-text-anchor:top" coordsize="6915404,9144" o:gfxdata="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" path="m,l6915404,r,9144l,9144,,e" fillcolor="black" stroked="f" strokeweight="0">
                 <v:stroke miterlimit="83231f" joinstyle="miter"/>
                 <v:path arrowok="t" textboxrect="0,0,6915404,9144"/>
               </v:shape>
-              <v:shape id="Shape 12799" o:spid="_x0000_s1116" style="position:absolute;left:69458;width:92;height:182;visibility:visible;mso-wrap-style:square;v-text-anchor:top" coordsize="9144,18288" o:gfxdata="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" path="m,l9144,r,18288l,18288,,e" fillcolor="black" stroked="f" strokeweight="0">
+              <v:shape id="Shape 12799" o:spid="_x0000_s1115" style="position:absolute;left:69458;width:92;height:182;visibility:visible;mso-wrap-style:square;v-text-anchor:top" coordsize="9144,18288" o:gfxdata="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" path="m,l9144,r,18288l,18288,,e" fillcolor="black" stroked="f" strokeweight="0">
                 <v:stroke miterlimit="83231f" joinstyle="miter"/>
                 <v:path arrowok="t" textboxrect="0,0,9144,18288"/>
               </v:shape>
-              <v:shape id="Shape 12800" o:spid="_x0000_s1117" style="position:absolute;left:69336;width:183;height:91;visibility:visible;mso-wrap-style:square;v-text-anchor:top" coordsize="18288,9144" o:gfxdata="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" path="m,l18288,r,9144l,9144,,e" fillcolor="black" stroked="f" strokeweight="0">
+              <v:shape id="Shape 12800" o:spid="_x0000_s1116" style="position:absolute;left:69336;width:183;height:91;visibility:visible;mso-wrap-style:square;v-text-anchor:top" coordsize="18288,9144" o:gfxdata="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" path="m,l18288,r,9144l,9144,,e" fillcolor="black" stroked="f" strokeweight="0">
                 <v:stroke miterlimit="83231f" joinstyle="miter"/>
                 <v:path arrowok="t" textboxrect="0,0,18288,9144"/>
               </v:shape>
-              <v:shape id="Shape 12801" o:spid="_x0000_s1118" style="position:absolute;left:69397;top:60;width:92;height:122;visibility:visible;mso-wrap-style:square;v-text-anchor:top" coordsize="9144,12192" o:gfxdata="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" path="m,l9144,r,12192l,12192,,e" stroked="f" strokeweight="0">
+              <v:shape id="Shape 12801" o:spid="_x0000_s1117" style="position:absolute;left:69397;top:60;width:92;height:122;visibility:visible;mso-wrap-style:square;v-text-anchor:top" coordsize="9144,12192" o:gfxdata="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" path="m,l9144,r,12192l,12192,,e" stroked="f" strokeweight="0">
                 <v:stroke miterlimit="83231f" joinstyle="miter"/>
                 <v:path arrowok="t" textboxrect="0,0,9144,12192"/>
               </v:shape>
-              <v:shape id="Shape 12802" o:spid="_x0000_s1119" style="position:absolute;left:69336;top:60;width:122;height:92;visibility:visible;mso-wrap-style:square;v-text-anchor:top" coordsize="12192,9144" o:gfxdata="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" path="m,l12192,r,9144l,9144,,e" stroked="f" strokeweight="0">
+              <v:shape id="Shape 12802" o:spid="_x0000_s1118" style="position:absolute;left:69336;top:60;width:122;height:92;visibility:visible;mso-wrap-style:square;v-text-anchor:top" coordsize="12192,9144" o:gfxdata="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" path="m,l12192,r,9144l,9144,,e" stroked="f" strokeweight="0">
                 <v:stroke miterlimit="83231f" joinstyle="miter"/>
                 <v:path arrowok="t" textboxrect="0,0,12192,9144"/>
               </v:shape>
-              <v:shape id="Shape 12803" o:spid="_x0000_s1120" style="position:absolute;left:69336;top:121;width:92;height:92;visibility:visible;mso-wrap-style:square;v-text-anchor:top" coordsize="9144,9144" o:gfxdata="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" path="m,l9144,r,9144l,9144,,e" fillcolor="black" stroked="f" strokeweight="0">
+              <v:shape id="Shape 12803" o:spid="_x0000_s1119" style="position:absolute;left:69336;top:121;width:92;height:92;visibility:visible;mso-wrap-style:square;v-text-anchor:top" coordsize="9144,9144" o:gfxdata="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" path="m,l9144,r,9144l,9144,,e" fillcolor="black" stroked="f" strokeweight="0">
                 <v:stroke miterlimit="83231f" joinstyle="miter"/>
                 <v:path arrowok="t" textboxrect="0,0,9144,9144"/>
               </v:shape>
@@ -13161,7 +13555,7 @@
                         <pic:cNvPicPr/>
                       </pic:nvPicPr>
                       <pic:blipFill>
-                        <a:blip r:embed="rId21"/>
+                        <a:blip r:embed="rId19"/>
                         <a:stretch>
                           <a:fillRect/>
                         </a:stretch>
@@ -13506,7 +13900,7 @@
             </wp:anchor>
           </w:drawing>
         </mc:Choice>
-        <mc:Fallback>
+        <mc:Fallback xmlns:w16cei="http://schemas.microsoft.com/office/word/2026/wordml/cei">
           <w:pict>
             <v:group w14:anchorId="0008FD42" id="Group 12159" o:spid="_x0000_s1026" style="position:absolute;margin-left:0;margin-top:26.25pt;width:547.6pt;height:791.1pt;z-index:-251655168;mso-position-horizontal:center;mso-position-horizontal-relative:page;mso-position-vertical-relative:page" coordsize="69550,100469" o:gfxdata="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">
               <v:shape id="Picture 12166" o:spid="_x0000_s1027" type="#_x0000_t75" style="position:absolute;left:20471;top:42800;width:28573;height:14859;visibility:visible;mso-wrap-style:square" o:gfxdata="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">
@@ -13547,7 +13941,7 @@
 </file>
 
 <file path=word/header3.xml><?xml version="1.0" encoding="utf-8"?>
-<w:hdr xmlns:wpc="http://schemas.microsoft.com/office/word/2010/wordprocessingCanvas" xmlns:cx="http://schemas.microsoft.com/office/drawing/2014/chartex" xmlns:cx1="http://schemas.microsoft.com/office/drawing/2015/9/8/chartex" xmlns:cx2="http://schemas.microsoft.com/office/drawing/2015/10/21/chartex" xmlns:cx3="http://schemas.microsoft.com/office/drawing/2016/5/9/chartex" xmlns:cx4="http://schemas.microsoft.com/office/drawing/2016/5/10/chartex" xmlns:cx5="http://schemas.microsoft.com/office/drawing/2016/5/11/chartex" xmlns:cx6="http://schemas.microsoft.com/office/drawing/2016/5/12/chartex" xmlns:cx7="http://schemas.microsoft.com/office/drawing/2016/5/13/chartex" xmlns:cx8="http://schemas.microsoft.com/office/drawing/2016/5/14/chartex" xmlns:mc="http://schemas.openxmlformats.org/markup-compatibility/2006" xmlns:aink="http://schemas.microsoft.com/office/drawing/2016/ink" xmlns:am3d="http://schemas.microsoft.com/office/drawing/2017/model3d" xmlns:o="urn:schemas-microsoft-com:office:office" xmlns:oel="http://schemas.microsoft.com/office/2019/extlst" xmlns:r="http://schemas.openxmlformats.org/officeDocument/2006/relationships" xmlns:m="http://schemas.openxmlformats.org/officeDocument/2006/math" xmlns:v="urn:schemas-microsoft-com:vml" xmlns:wp14="http://schemas.microsoft.com/office/word/2010/wordprocessingDrawing" xmlns:wp="http://schemas.openxmlformats.org/drawingml/2006/wordprocessingDrawing" xmlns:w10="urn:schemas-microsoft-com:office:word" xmlns:w="http://schemas.openxmlformats.org/wordprocessingml/2006/main" xmlns:w14="http://schemas.microsoft.com/office/word/2010/wordml" xmlns:w15="http://schemas.microsoft.com/office/word/2012/wordml" xmlns:w16cei="http://schemas.microsoft.com/office/word/2026/wordml/cei" xmlns:w16cex="http://schemas.microsoft.com/office/word/2018/wordml/cex" xmlns:w16cid="http://schemas.microsoft.com/office/word/2016/wordml/cid" xmlns:w16="http://schemas.microsoft.com/office/word/2018/wordml" xmlns:w16du="http://schemas.microsoft.com/office/word/2023/wordml/word16du" xmlns:w16sdtdh="http://schemas.microsoft.com/office/word/2020/wordml/sdtdatahash" xmlns:w16sdtfl="http://schemas.microsoft.com/office/word/2024/wordml/sdtformatlock" xmlns:w16se="http://schemas.microsoft.com/office/word/2015/wordml/symex" xmlns:wpg="http://schemas.microsoft.com/office/word/2010/wordprocessingGroup" xmlns:wpi="http://schemas.microsoft.com/office/word/2010/wordprocessingInk" xmlns:wne="http://schemas.microsoft.com/office/word/2006/wordml" xmlns:wps="http://schemas.microsoft.com/office/word/2010/wordprocessingShape" mc:Ignorable="w14 w15 w16se w16cid w16 w16cex w16sdtdh w16sdtfl w16du wp14">
+<w:hdr xmlns:wpc="http://schemas.microsoft.com/office/word/2010/wordprocessingCanvas" xmlns:cx="http://schemas.microsoft.com/office/drawing/2014/chartex" xmlns:cx1="http://schemas.microsoft.com/office/drawing/2015/9/8/chartex" xmlns:cx2="http://schemas.microsoft.com/office/drawing/2015/10/21/chartex" xmlns:cx3="http://schemas.microsoft.com/office/drawing/2016/5/9/chartex" xmlns:cx4="http://schemas.microsoft.com/office/drawing/2016/5/10/chartex" xmlns:cx5="http://schemas.microsoft.com/office/drawing/2016/5/11/chartex" xmlns:cx6="http://schemas.microsoft.com/office/drawing/2016/5/12/chartex" xmlns:cx7="http://schemas.microsoft.com/office/drawing/2016/5/13/chartex" xmlns:cx8="http://schemas.microsoft.com/office/drawing/2016/5/14/chartex" xmlns:mc="http://schemas.openxmlformats.org/markup-compatibility/2006" xmlns:aink="http://schemas.microsoft.com/office/drawing/2016/ink" xmlns:am3d="http://schemas.microsoft.com/office/drawing/2017/model3d" xmlns:o="urn:schemas-microsoft-com:office:office" xmlns:oel="http://schemas.microsoft.com/office/2019/extlst" xmlns:r="http://schemas.openxmlformats.org/officeDocument/2006/relationships" xmlns:m="http://schemas.openxmlformats.org/officeDocument/2006/math" xmlns:v="urn:schemas-microsoft-com:vml" xmlns:wp14="http://schemas.microsoft.com/office/word/2010/wordprocessingDrawing" xmlns:wp="http://schemas.openxmlformats.org/drawingml/2006/wordprocessingDrawing" xmlns:w10="urn:schemas-microsoft-com:office:word" xmlns:w="http://schemas.openxmlformats.org/wordprocessingml/2006/main" xmlns:w14="http://schemas.microsoft.com/office/word/2010/wordml" xmlns:w15="http://schemas.microsoft.com/office/word/2012/wordml" xmlns:w16cex="http://schemas.microsoft.com/office/word/2018/wordml/cex" xmlns:w16cid="http://schemas.microsoft.com/office/word/2016/wordml/cid" xmlns:w16="http://schemas.microsoft.com/office/word/2018/wordml" xmlns:w16du="http://schemas.microsoft.com/office/word/2023/wordml/word16du" xmlns:w16sdtdh="http://schemas.microsoft.com/office/word/2020/wordml/sdtdatahash" xmlns:w16sdtfl="http://schemas.microsoft.com/office/word/2024/wordml/sdtformatlock" xmlns:w16se="http://schemas.microsoft.com/office/word/2015/wordml/symex" xmlns:wpg="http://schemas.microsoft.com/office/word/2010/wordprocessingGroup" xmlns:wpi="http://schemas.microsoft.com/office/word/2010/wordprocessingInk" xmlns:wne="http://schemas.microsoft.com/office/word/2006/wordml" xmlns:wps="http://schemas.microsoft.com/office/word/2010/wordprocessingShape" mc:Ignorable="w14 w15 w16se w16cid w16 w16cex w16sdtdh w16sdtfl w16du wp14">
   <w:p>
     <w:pPr>
       <w:spacing w:after="0"/>
@@ -15266,7 +15660,7 @@
             </wp:anchor>
           </w:drawing>
         </mc:Choice>
-        <mc:Fallback>
+        <mc:Fallback xmlns:w16cei="http://schemas.microsoft.com/office/word/2026/wordml/cei">
           <w:pict>
             <v:group w14:anchorId="7A2B0905" id="Group 12005" o:spid="_x0000_s1121" style="position:absolute;left:0;text-align:left;margin-left:24pt;margin-top:24pt;width:547.65pt;height:43.55pt;z-index:251662336;mso-position-horizontal-relative:page;mso-position-vertical-relative:page" coordsize="69550,5530" o:gfxdata="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">
               <v:shapetype id="_x0000_t75" coordsize="21600,21600" o:spt="75" o:preferrelative="t" path="m@4@5l@4@11@9@11@9@5xe" filled="f" stroked="f">
@@ -16075,7 +16469,7 @@
             </wp:anchor>
           </w:drawing>
         </mc:Choice>
-        <mc:Fallback>
+        <mc:Fallback xmlns:w16cei="http://schemas.microsoft.com/office/word/2026/wordml/cei">
           <w:pict>
             <v:group w14:anchorId="6768F939" id="Group 12057" o:spid="_x0000_s1026" style="position:absolute;margin-left:24pt;margin-top:25.4pt;width:547.65pt;height:791.1pt;z-index:-251653120;mso-position-horizontal-relative:page;mso-position-vertical-relative:page" coordsize="69550,100469" o:gfxdata="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">
               <v:shape id="Picture 12064" o:spid="_x0000_s1027" type="#_x0000_t75" style="position:absolute;left:20471;top:42800;width:28573;height:14859;visibility:visible;mso-wrap-style:square" o:gfxdata="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">
@@ -16116,7 +16510,7 @@
 </file>
 
 <file path=word/numbering.xml><?xml version="1.0" encoding="utf-8"?>
-<w:numbering xmlns:wpc="http://schemas.microsoft.com/office/word/2010/wordprocessingCanvas" xmlns:cx="http://schemas.microsoft.com/office/drawing/2014/chartex" xmlns:cx1="http://schemas.microsoft.com/office/drawing/2015/9/8/chartex" xmlns:cx2="http://schemas.microsoft.com/office/drawing/2015/10/21/chartex" xmlns:cx3="http://schemas.microsoft.com/office/drawing/2016/5/9/chartex" xmlns:cx4="http://schemas.microsoft.com/office/drawing/2016/5/10/chartex" xmlns:cx5="http://schemas.microsoft.com/office/drawing/2016/5/11/chartex" xmlns:cx6="http://schemas.microsoft.com/office/drawing/2016/5/12/chartex" xmlns:cx7="http://schemas.microsoft.com/office/drawing/2016/5/13/chartex" xmlns:cx8="http://schemas.microsoft.com/office/drawing/2016/5/14/chartex" xmlns:mc="http://schemas.openxmlformats.org/markup-compatibility/2006" xmlns:aink="http://schemas.microsoft.com/office/drawing/2016/ink" xmlns:am3d="http://schemas.microsoft.com/office/drawing/2017/model3d" xmlns:o="urn:schemas-microsoft-com:office:office" xmlns:oel="http://schemas.microsoft.com/office/2019/extlst" xmlns:r="http://schemas.openxmlformats.org/officeDocument/2006/relationships" xmlns:m="http://schemas.openxmlformats.org/officeDocument/2006/math" xmlns:v="urn:schemas-microsoft-com:vml" xmlns:wp14="http://schemas.microsoft.com/office/word/2010/wordprocessingDrawing" xmlns:wp="http://schemas.openxmlformats.org/drawingml/2006/wordprocessingDrawing" xmlns:w10="urn:schemas-microsoft-com:office:word" xmlns:w="http://schemas.openxmlformats.org/wordprocessingml/2006/main" xmlns:w14="http://schemas.microsoft.com/office/word/2010/wordml" xmlns:w15="http://schemas.microsoft.com/office/word/2012/wordml" xmlns:w16cei="http://schemas.microsoft.com/office/word/2026/wordml/cei" xmlns:w16cex="http://schemas.microsoft.com/office/word/2018/wordml/cex" xmlns:w16cid="http://schemas.microsoft.com/office/word/2016/wordml/cid" xmlns:w16="http://schemas.microsoft.com/office/word/2018/wordml" xmlns:w16du="http://schemas.microsoft.com/office/word/2023/wordml/word16du" xmlns:w16sdtdh="http://schemas.microsoft.com/office/word/2020/wordml/sdtdatahash" xmlns:w16sdtfl="http://schemas.microsoft.com/office/word/2024/wordml/sdtformatlock" xmlns:w16se="http://schemas.microsoft.com/office/word/2015/wordml/symex" xmlns:wpg="http://schemas.microsoft.com/office/word/2010/wordprocessingGroup" xmlns:wpi="http://schemas.microsoft.com/office/word/2010/wordprocessingInk" xmlns:wne="http://schemas.microsoft.com/office/word/2006/wordml" xmlns:wps="http://schemas.microsoft.com/office/word/2010/wordprocessingShape" mc:Ignorable="w14 w15 w16se w16cid w16 w16cex w16sdtdh w16sdtfl w16du wp14">
+<w:numbering xmlns:wpc="http://schemas.microsoft.com/office/word/2010/wordprocessingCanvas" xmlns:cx="http://schemas.microsoft.com/office/drawing/2014/chartex" xmlns:cx1="http://schemas.microsoft.com/office/drawing/2015/9/8/chartex" xmlns:cx2="http://schemas.microsoft.com/office/drawing/2015/10/21/chartex" xmlns:cx3="http://schemas.microsoft.com/office/drawing/2016/5/9/chartex" xmlns:cx4="http://schemas.microsoft.com/office/drawing/2016/5/10/chartex" xmlns:cx5="http://schemas.microsoft.com/office/drawing/2016/5/11/chartex" xmlns:cx6="http://schemas.microsoft.com/office/drawing/2016/5/12/chartex" xmlns:cx7="http://schemas.microsoft.com/office/drawing/2016/5/13/chartex" xmlns:cx8="http://schemas.microsoft.com/office/drawing/2016/5/14/chartex" xmlns:mc="http://schemas.openxmlformats.org/markup-compatibility/2006" xmlns:aink="http://schemas.microsoft.com/office/drawing/2016/ink" xmlns:am3d="http://schemas.microsoft.com/office/drawing/2017/model3d" xmlns:o="urn:schemas-microsoft-com:office:office" xmlns:oel="http://schemas.microsoft.com/office/2019/extlst" xmlns:r="http://schemas.openxmlformats.org/officeDocument/2006/relationships" xmlns:m="http://schemas.openxmlformats.org/officeDocument/2006/math" xmlns:v="urn:schemas-microsoft-com:vml" xmlns:wp14="http://schemas.microsoft.com/office/word/2010/wordprocessingDrawing" xmlns:wp="http://schemas.openxmlformats.org/drawingml/2006/wordprocessingDrawing" xmlns:w10="urn:schemas-microsoft-com:office:word" xmlns:w="http://schemas.openxmlformats.org/wordprocessingml/2006/main" xmlns:w14="http://schemas.microsoft.com/office/word/2010/wordml" xmlns:w15="http://schemas.microsoft.com/office/word/2012/wordml" xmlns:w16cex="http://schemas.microsoft.com/office/word/2018/wordml/cex" xmlns:w16cid="http://schemas.microsoft.com/office/word/2016/wordml/cid" xmlns:w16="http://schemas.microsoft.com/office/word/2018/wordml" xmlns:w16du="http://schemas.microsoft.com/office/word/2023/wordml/word16du" xmlns:w16sdtdh="http://schemas.microsoft.com/office/word/2020/wordml/sdtdatahash" xmlns:w16sdtfl="http://schemas.microsoft.com/office/word/2024/wordml/sdtformatlock" xmlns:w16se="http://schemas.microsoft.com/office/word/2015/wordml/symex" xmlns:wpg="http://schemas.microsoft.com/office/word/2010/wordprocessingGroup" xmlns:wpi="http://schemas.microsoft.com/office/word/2010/wordprocessingInk" xmlns:wne="http://schemas.microsoft.com/office/word/2006/wordml" xmlns:wps="http://schemas.microsoft.com/office/word/2010/wordprocessingShape" mc:Ignorable="w14 w15 w16se w16cid w16 w16cex w16sdtdh w16sdtfl w16du wp14">
   <w:abstractNum w:abstractNumId="0" w15:restartNumberingAfterBreak="0">
     <w:nsid w:val="05FA0741"/>
     <w:multiLevelType w:val="hybridMultilevel"/>
